--- a/Received/five/5, health.docx
+++ b/Received/five/5, health.docx
@@ -1,473 +1,2371 @@
 
 <file path=word/document.xml><?xml version="1.0" encoding="utf-8"?>
-<w:document xmlns:wpc="http://schemas.microsoft.com/office/word/2010/wordprocessingCanvas" xmlns:cx="http://schemas.microsoft.com/office/drawing/2014/chartex" xmlns:mc="http://schemas.openxmlformats.org/markup-compatibility/2006" xmlns:o="urn:schemas-microsoft-com:office:office" xmlns:r="http://schemas.openxmlformats.org/officeDocument/2006/relationships" xmlns:m="http://schemas.openxmlformats.org/officeDocument/2006/math" xmlns:v="urn:schemas-microsoft-com:vml" xmlns:wp14="http://schemas.microsoft.com/office/word/2010/wordprocessingDrawing" xmlns:wp="http://schemas.openxmlformats.org/drawingml/2006/wordprocessingDrawing" xmlns:w10="urn:schemas-microsoft-com:office:word" xmlns:w="http://schemas.openxmlformats.org/wordprocessingml/2006/main" xmlns:w14="http://schemas.microsoft.com/office/word/2010/wordml" xmlns:w15="http://schemas.microsoft.com/office/word/2012/wordml" xmlns:w16se="http://schemas.microsoft.com/office/word/2015/wordml/symex" xmlns:wpg="http://schemas.microsoft.com/office/word/2010/wordprocessingGroup" xmlns:wpi="http://schemas.microsoft.com/office/word/2010/wordprocessingInk" xmlns:wne="http://schemas.microsoft.com/office/word/2006/wordml" xmlns:wps="http://schemas.microsoft.com/office/word/2010/wordprocessingShape" mc:Ignorable="w14 w15 w16se wp14">
+<w:document xmlns:wpc="http://schemas.microsoft.com/office/word/2010/wordprocessingCanvas" xmlns:cx="http://schemas.microsoft.com/office/drawing/2014/chartex" xmlns:cx1="http://schemas.microsoft.com/office/drawing/2015/9/8/chartex" xmlns:cx2="http://schemas.microsoft.com/office/drawing/2015/10/21/chartex" xmlns:cx3="http://schemas.microsoft.com/office/drawing/2016/5/9/chartex" xmlns:cx4="http://schemas.microsoft.com/office/drawing/2016/5/10/chartex" xmlns:cx5="http://schemas.microsoft.com/office/drawing/2016/5/11/chartex" xmlns:cx6="http://schemas.microsoft.com/office/drawing/2016/5/12/chartex" xmlns:cx7="http://schemas.microsoft.com/office/drawing/2016/5/13/chartex" xmlns:cx8="http://schemas.microsoft.com/office/drawing/2016/5/14/chartex" xmlns:mc="http://schemas.openxmlformats.org/markup-compatibility/2006" xmlns:aink="http://schemas.microsoft.com/office/drawing/2016/ink" xmlns:am3d="http://schemas.microsoft.com/office/drawing/2017/model3d" xmlns:o="urn:schemas-microsoft-com:office:office" xmlns:oel="http://schemas.microsoft.com/office/2019/extlst" xmlns:r="http://schemas.openxmlformats.org/officeDocument/2006/relationships" xmlns:m="http://schemas.openxmlformats.org/officeDocument/2006/math" xmlns:v="urn:schemas-microsoft-com:vml" xmlns:wp14="http://schemas.microsoft.com/office/word/2010/wordprocessingDrawing" xmlns:wp="http://schemas.openxmlformats.org/drawingml/2006/wordprocessingDrawing" xmlns:w10="urn:schemas-microsoft-com:office:word" xmlns:w="http://schemas.openxmlformats.org/wordprocessingml/2006/main" xmlns:w14="http://schemas.microsoft.com/office/word/2010/wordml" xmlns:w15="http://schemas.microsoft.com/office/word/2012/wordml" xmlns:w16cex="http://schemas.microsoft.com/office/word/2018/wordml/cex" xmlns:w16cid="http://schemas.microsoft.com/office/word/2016/wordml/cid" xmlns:w16="http://schemas.microsoft.com/office/word/2018/wordml" xmlns:w16du="http://schemas.microsoft.com/office/word/2023/wordml/word16du" xmlns:w16sdtdh="http://schemas.microsoft.com/office/word/2020/wordml/sdtdatahash" xmlns:w16sdtfl="http://schemas.microsoft.com/office/word/2024/wordml/sdtformatlock" xmlns:w16se="http://schemas.microsoft.com/office/word/2015/wordml/symex" xmlns:wpg="http://schemas.microsoft.com/office/word/2010/wordprocessingGroup" xmlns:wpi="http://schemas.microsoft.com/office/word/2010/wordprocessingInk" xmlns:wne="http://schemas.microsoft.com/office/word/2006/wordml" xmlns:wps="http://schemas.microsoft.com/office/word/2010/wordprocessingShape" mc:Ignorable="w14 w15 w16se w16cid w16 w16cex w16sdtdh w16sdtfl w16du wp14">
   <w:body>
     <w:p>
       <w:pPr>
-        <w:rPr>
-          <w:rFonts w:ascii="Times New Roman" w:hAnsi="Times New Roman" w:cs="Times New Roman"/>
-        </w:rPr>
-      </w:pPr>
+        <w:spacing w:after="0" w:line="240" w:lineRule="auto"/>
+        <w:ind w:left="720" w:firstLine="720"/>
+        <w:rPr>
+          <w:rFonts w:ascii="Times New Roman" w:hAnsi="Times New Roman"/>
+          <w:b/>
+          <w:bCs/>
+          <w:sz w:val="36"/>
+          <w:szCs w:val="36"/>
+        </w:rPr>
+      </w:pPr>
+      <w:r>
+        <w:rPr>
+          <w:noProof/>
+        </w:rPr>
+        <mc:AlternateContent>
+          <mc:Choice Requires="wps">
+            <w:drawing>
+              <wp:anchor distT="45720" distB="45720" distL="114300" distR="114300" simplePos="0" relativeHeight="251660288" behindDoc="0" locked="0" layoutInCell="1" allowOverlap="1" wp14:anchorId="38141E09" wp14:editId="4945D7E8">
+                <wp:simplePos x="0" y="0"/>
+                <wp:positionH relativeFrom="column">
+                  <wp:align>right</wp:align>
+                </wp:positionH>
+                <wp:positionV relativeFrom="paragraph">
+                  <wp:posOffset>9525</wp:posOffset>
+                </wp:positionV>
+                <wp:extent cx="609600" cy="1404620"/>
+                <wp:effectExtent l="0" t="0" r="0" b="0"/>
+                <wp:wrapNone/>
+                <wp:docPr id="217" name="Text Box 3"/>
+                <wp:cNvGraphicFramePr>
+                  <a:graphicFrameLocks xmlns:a="http://schemas.openxmlformats.org/drawingml/2006/main"/>
+                </wp:cNvGraphicFramePr>
+                <a:graphic xmlns:a="http://schemas.openxmlformats.org/drawingml/2006/main">
+                  <a:graphicData uri="http://schemas.microsoft.com/office/word/2010/wordprocessingShape">
+                    <wps:wsp>
+                      <wps:cNvSpPr txBox="1">
+                        <a:spLocks noChangeArrowheads="1"/>
+                      </wps:cNvSpPr>
+                      <wps:spPr bwMode="auto">
+                        <a:xfrm>
+                          <a:off x="0" y="0"/>
+                          <a:ext cx="609600" cy="1404620"/>
+                        </a:xfrm>
+                        <a:prstGeom prst="rect">
+                          <a:avLst/>
+                        </a:prstGeom>
+                        <a:noFill/>
+                        <a:ln w="9525">
+                          <a:noFill/>
+                          <a:miter lim="800000"/>
+                          <a:headEnd/>
+                          <a:tailEnd/>
+                        </a:ln>
+                      </wps:spPr>
+                      <wps:txbx>
+                        <w:txbxContent>
+                          <w:p>
+                            <w:r>
+                              <w:rPr>
+                                <w:rFonts w:ascii="Times New Roman" w:hAnsi="Times New Roman"/>
+                                <w:b/>
+                                <w:bCs/>
+                                <w:sz w:val="28"/>
+                                <w:szCs w:val="28"/>
+                              </w:rPr>
+                              <w:t xml:space="preserve">D- </w:t>
+                            </w:r>
+                            <w:r>
+                              <w:rPr>
+                                <w:rFonts w:ascii="Times New Roman" w:hAnsi="Times New Roman"/>
+                                <w:b/>
+                                <w:bCs/>
+                                <w:sz w:val="28"/>
+                                <w:szCs w:val="28"/>
+                              </w:rPr>
+                              <w:t>25</w:t>
+                            </w:r>
+                          </w:p>
+                        </w:txbxContent>
+                      </wps:txbx>
+                      <wps:bodyPr rot="0" vert="horz" wrap="square" lIns="91440" tIns="45720" rIns="91440" bIns="45720" anchor="t" anchorCtr="0">
+                        <a:spAutoFit/>
+                      </wps:bodyPr>
+                    </wps:wsp>
+                  </a:graphicData>
+                </a:graphic>
+                <wp14:sizeRelH relativeFrom="margin">
+                  <wp14:pctWidth>0</wp14:pctWidth>
+                </wp14:sizeRelH>
+                <wp14:sizeRelV relativeFrom="margin">
+                  <wp14:pctHeight>20000</wp14:pctHeight>
+                </wp14:sizeRelV>
+              </wp:anchor>
+            </w:drawing>
+          </mc:Choice>
+          <mc:Fallback>
+            <w:pict>
+              <v:shapetype w14:anchorId="38141E09" id="_x0000_t202" coordsize="21600,21600" o:spt="202" path="m,l,21600r21600,l21600,xe">
+                <v:stroke joinstyle="miter"/>
+                <v:path gradientshapeok="t" o:connecttype="rect"/>
+              </v:shapetype>
+              <v:shape id="Text Box 3" o:spid="_x0000_s1026" type="#_x0000_t202" style="position:absolute;left:0;text-align:left;margin-left:-3.2pt;margin-top:.75pt;width:48pt;height:110.6pt;z-index:251660288;visibility:visible;mso-wrap-style:square;mso-width-percent:0;mso-height-percent:200;mso-wrap-distance-left:9pt;mso-wrap-distance-top:3.6pt;mso-wrap-distance-right:9pt;mso-wrap-distance-bottom:3.6pt;mso-position-horizontal:right;mso-position-horizontal-relative:text;mso-position-vertical:absolute;mso-position-vertical-relative:text;mso-width-percent:0;mso-height-percent:200;mso-width-relative:margin;mso-height-relative:margin;v-text-anchor:top" o:gfxdata="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" filled="f" stroked="f">
+                <v:textbox style="mso-fit-shape-to-text:t">
+                  <w:txbxContent>
+                    <w:p>
+                      <w:r>
+                        <w:rPr>
+                          <w:rFonts w:ascii="Times New Roman" w:hAnsi="Times New Roman"/>
+                          <w:b/>
+                          <w:bCs/>
+                          <w:sz w:val="28"/>
+                          <w:szCs w:val="28"/>
+                        </w:rPr>
+                        <w:t xml:space="preserve">D- </w:t>
+                      </w:r>
+                      <w:r>
+                        <w:rPr>
+                          <w:rFonts w:ascii="Times New Roman" w:hAnsi="Times New Roman"/>
+                          <w:b/>
+                          <w:bCs/>
+                          <w:sz w:val="28"/>
+                          <w:szCs w:val="28"/>
+                        </w:rPr>
+                        <w:t>25</w:t>
+                      </w:r>
+                    </w:p>
+                  </w:txbxContent>
+                </v:textbox>
+              </v:shape>
+            </w:pict>
+          </mc:Fallback>
+        </mc:AlternateContent>
+      </w:r>
+      <w:r>
+        <w:rPr>
+          <w:noProof/>
+        </w:rPr>
+        <w:drawing>
+          <wp:anchor distT="0" distB="0" distL="114300" distR="114300" simplePos="0" relativeHeight="251659264" behindDoc="0" locked="0" layoutInCell="1" allowOverlap="1" wp14:anchorId="4F1BF493" wp14:editId="7E829652">
+            <wp:simplePos x="0" y="0"/>
+            <wp:positionH relativeFrom="margin">
+              <wp:align>left</wp:align>
+            </wp:positionH>
+            <wp:positionV relativeFrom="paragraph">
+              <wp:posOffset>-3810</wp:posOffset>
+            </wp:positionV>
+            <wp:extent cx="457200" cy="462915"/>
+            <wp:effectExtent l="0" t="0" r="0" b="0"/>
+            <wp:wrapNone/>
+            <wp:docPr id="64187946" name="Picture 1"/>
+            <wp:cNvGraphicFramePr>
+              <a:graphicFrameLocks xmlns:a="http://schemas.openxmlformats.org/drawingml/2006/main" noChangeAspect="1"/>
+            </wp:cNvGraphicFramePr>
+            <a:graphic xmlns:a="http://schemas.openxmlformats.org/drawingml/2006/main">
+              <a:graphicData uri="http://schemas.openxmlformats.org/drawingml/2006/picture">
+                <pic:pic xmlns:pic="http://schemas.openxmlformats.org/drawingml/2006/picture">
+                  <pic:nvPicPr>
+                    <pic:cNvPr id="0" name="Picture 1"/>
+                    <pic:cNvPicPr>
+                      <a:picLocks noChangeAspect="1" noChangeArrowheads="1"/>
+                    </pic:cNvPicPr>
+                  </pic:nvPicPr>
+                  <pic:blipFill>
+                    <a:blip r:embed="rId7">
+                      <a:extLst>
+                        <a:ext uri="{28A0092B-C50C-407E-A947-70E740481C1C}">
+                          <a14:useLocalDpi xmlns:a14="http://schemas.microsoft.com/office/drawing/2010/main" val="0"/>
+                        </a:ext>
+                      </a:extLst>
+                    </a:blip>
+                    <a:srcRect/>
+                    <a:stretch>
+                      <a:fillRect/>
+                    </a:stretch>
+                  </pic:blipFill>
+                  <pic:spPr bwMode="auto">
+                    <a:xfrm>
+                      <a:off x="0" y="0"/>
+                      <a:ext cx="457200" cy="462915"/>
+                    </a:xfrm>
+                    <a:prstGeom prst="rect">
+                      <a:avLst/>
+                    </a:prstGeom>
+                    <a:noFill/>
+                  </pic:spPr>
+                </pic:pic>
+              </a:graphicData>
+            </a:graphic>
+            <wp14:sizeRelH relativeFrom="margin">
+              <wp14:pctWidth>0</wp14:pctWidth>
+            </wp14:sizeRelH>
+            <wp14:sizeRelV relativeFrom="margin">
+              <wp14:pctHeight>0</wp14:pctHeight>
+            </wp14:sizeRelV>
+          </wp:anchor>
+        </w:drawing>
+      </w:r>
+      <w:r>
+        <w:rPr>
+          <w:rFonts w:ascii="Franklin Gothic Demi" w:hAnsi="Franklin Gothic Demi"/>
+          <w:b/>
+          <w:bCs/>
+          <w:sz w:val="36"/>
+          <w:szCs w:val="36"/>
+        </w:rPr>
+        <w:t>Green Society Public School</w:t>
+      </w:r>
+    </w:p>
+    <w:p>
+      <w:pPr>
+        <w:spacing w:after="0" w:line="240" w:lineRule="auto"/>
+        <w:jc w:val="center"/>
+        <w:rPr>
+          <w:rFonts w:ascii="Times New Roman" w:hAnsi="Times New Roman"/>
+          <w:b/>
+          <w:bCs/>
+          <w:sz w:val="20"/>
+        </w:rPr>
+      </w:pPr>
+      <w:r>
+        <w:rPr>
+          <w:rFonts w:ascii="Times New Roman" w:hAnsi="Times New Roman"/>
+          <w:b/>
+          <w:bCs/>
+          <w:sz w:val="20"/>
+        </w:rPr>
+        <w:t xml:space="preserve">Ratnanagar-7, </w:t>
+      </w:r>
       <w:proofErr w:type="spellStart"/>
       <w:r>
         <w:rPr>
-          <w:rFonts w:ascii="Times New Roman" w:hAnsi="Times New Roman" w:cs="Times New Roman"/>
+          <w:rFonts w:ascii="Times New Roman" w:hAnsi="Times New Roman"/>
+          <w:b/>
+          <w:bCs/>
+          <w:sz w:val="20"/>
+        </w:rPr>
+        <w:t>Sauraha</w:t>
+      </w:r>
+      <w:proofErr w:type="spellEnd"/>
+      <w:r>
+        <w:rPr>
+          <w:rFonts w:ascii="Times New Roman" w:hAnsi="Times New Roman"/>
+          <w:b/>
+          <w:bCs/>
+          <w:sz w:val="20"/>
+        </w:rPr>
+        <w:t>, Chitwan</w:t>
+      </w:r>
+    </w:p>
+    <w:p>
+      <w:pPr>
+        <w:spacing w:after="0" w:line="240" w:lineRule="auto"/>
+        <w:ind w:left="1440"/>
+        <w:rPr>
+          <w:rFonts w:ascii="Times New Roman" w:hAnsi="Times New Roman"/>
+          <w:b/>
+          <w:bCs/>
+          <w:sz w:val="20"/>
+        </w:rPr>
+      </w:pPr>
+      <w:r>
+        <w:rPr>
+          <w:rFonts w:ascii="Times New Roman" w:hAnsi="Times New Roman"/>
+          <w:b/>
+          <w:bCs/>
+          <w:sz w:val="24"/>
+          <w:szCs w:val="24"/>
+        </w:rPr>
+        <w:t xml:space="preserve">          </w:t>
+      </w:r>
+      <w:r>
+        <w:rPr>
+          <w:rFonts w:ascii="Times New Roman" w:hAnsi="Times New Roman"/>
+          <w:b/>
+          <w:bCs/>
+          <w:sz w:val="24"/>
+          <w:szCs w:val="24"/>
+          <w:u w:val="single"/>
+        </w:rPr>
+        <w:t>Third Terminal</w:t>
+      </w:r>
+      <w:r>
+        <w:rPr>
+          <w:rFonts w:ascii="Times New Roman" w:hAnsi="Times New Roman" w:cs="Times New Roman"/>
+          <w:b/>
+          <w:bCs/>
+          <w:szCs w:val="18"/>
+          <w:u w:val="single"/>
+        </w:rPr>
+        <w:t xml:space="preserve"> Examination-2082</w:t>
+      </w:r>
+    </w:p>
+    <w:p>
+      <w:pPr>
+        <w:pBdr>
+          <w:bottom w:val="double" w:sz="6" w:space="1" w:color="auto"/>
+        </w:pBdr>
+        <w:spacing w:after="0" w:line="240" w:lineRule="auto"/>
+        <w:rPr>
+          <w:rFonts w:ascii="Times New Roman" w:hAnsi="Times New Roman"/>
+          <w:b/>
+          <w:bCs/>
+          <w:sz w:val="24"/>
+          <w:szCs w:val="24"/>
+        </w:rPr>
+      </w:pPr>
+      <w:r>
+        <w:rPr>
+          <w:rFonts w:ascii="Times New Roman" w:hAnsi="Times New Roman"/>
+          <w:b/>
+          <w:bCs/>
+          <w:sz w:val="24"/>
+          <w:szCs w:val="24"/>
+        </w:rPr>
+        <w:t>Class: Five</w:t>
+      </w:r>
+      <w:r>
+        <w:rPr>
+          <w:rFonts w:ascii="Times New Roman" w:hAnsi="Times New Roman"/>
+          <w:b/>
+          <w:bCs/>
+          <w:sz w:val="24"/>
+          <w:szCs w:val="24"/>
+        </w:rPr>
+        <w:tab/>
+        <w:t xml:space="preserve">                </w:t>
+      </w:r>
+      <w:r>
+        <w:t xml:space="preserve">  </w:t>
+      </w:r>
+      <w:r>
+        <w:rPr>
+          <w:rFonts w:ascii="Times New Roman" w:hAnsi="Times New Roman"/>
+          <w:b/>
+          <w:bCs/>
+          <w:sz w:val="24"/>
+          <w:szCs w:val="24"/>
+        </w:rPr>
+        <w:t xml:space="preserve">Time: </w:t>
+      </w:r>
+      <w:r>
+        <w:rPr>
+          <w:rFonts w:ascii="Times New Roman" w:hAnsi="Times New Roman"/>
+          <w:b/>
+          <w:bCs/>
+          <w:sz w:val="24"/>
+          <w:szCs w:val="24"/>
+        </w:rPr>
+        <w:t>1</w:t>
+      </w:r>
+      <w:r>
+        <w:rPr>
+          <w:rFonts w:ascii="Times New Roman" w:hAnsi="Times New Roman"/>
+          <w:b/>
+          <w:bCs/>
+          <w:sz w:val="24"/>
+          <w:szCs w:val="24"/>
+        </w:rPr>
+        <w:t xml:space="preserve"> hr</w:t>
+      </w:r>
+      <w:r>
+        <w:rPr>
+          <w:rFonts w:ascii="Times New Roman" w:hAnsi="Times New Roman"/>
+          <w:b/>
+          <w:bCs/>
+          <w:sz w:val="24"/>
+          <w:szCs w:val="24"/>
+        </w:rPr>
+        <w:t>.</w:t>
+      </w:r>
+      <w:r>
+        <w:rPr>
+          <w:rFonts w:ascii="Times New Roman" w:hAnsi="Times New Roman"/>
+          <w:b/>
+          <w:bCs/>
+          <w:sz w:val="24"/>
+          <w:szCs w:val="24"/>
+        </w:rPr>
+        <w:tab/>
+      </w:r>
+      <w:r>
+        <w:rPr>
+          <w:rFonts w:ascii="Times New Roman" w:hAnsi="Times New Roman"/>
+          <w:b/>
+          <w:bCs/>
+          <w:sz w:val="24"/>
+          <w:szCs w:val="24"/>
+        </w:rPr>
+        <w:tab/>
+      </w:r>
+      <w:r>
+        <w:rPr>
+          <w:rFonts w:ascii="Times New Roman" w:hAnsi="Times New Roman"/>
+          <w:b/>
+          <w:bCs/>
+          <w:sz w:val="24"/>
+          <w:szCs w:val="24"/>
+        </w:rPr>
+        <w:t xml:space="preserve">                      </w:t>
+      </w:r>
+      <w:r>
+        <w:rPr>
+          <w:rFonts w:ascii="Times New Roman" w:hAnsi="Times New Roman"/>
+          <w:b/>
+          <w:bCs/>
+          <w:sz w:val="24"/>
+          <w:szCs w:val="24"/>
+        </w:rPr>
+        <w:t>F.M.:</w:t>
+      </w:r>
+      <w:r>
+        <w:rPr>
+          <w:rFonts w:ascii="Times New Roman" w:hAnsi="Times New Roman"/>
+          <w:b/>
+          <w:bCs/>
+          <w:sz w:val="24"/>
+          <w:szCs w:val="24"/>
+        </w:rPr>
+        <w:t>25</w:t>
+      </w:r>
+    </w:p>
+    <w:p>
+      <w:pPr>
+        <w:pBdr>
+          <w:bottom w:val="double" w:sz="6" w:space="1" w:color="auto"/>
+        </w:pBdr>
+        <w:spacing w:after="0" w:line="240" w:lineRule="auto"/>
+        <w:rPr>
+          <w:rFonts w:ascii="Times New Roman" w:hAnsi="Times New Roman"/>
+          <w:b/>
+          <w:bCs/>
+          <w:sz w:val="24"/>
+          <w:szCs w:val="24"/>
+        </w:rPr>
+      </w:pPr>
+      <w:r>
+        <w:rPr>
+          <w:rFonts w:ascii="Times New Roman" w:hAnsi="Times New Roman"/>
+          <w:b/>
+          <w:bCs/>
+          <w:sz w:val="24"/>
+          <w:szCs w:val="24"/>
+        </w:rPr>
+        <w:t>Sub: HPCA</w:t>
+      </w:r>
+    </w:p>
+    <w:p>
+      <w:pPr>
+        <w:spacing w:after="0" w:line="240" w:lineRule="auto"/>
+        <w:rPr>
+          <w:rFonts w:ascii="Times New Roman" w:hAnsi="Times New Roman" w:cs="Times New Roman"/>
+          <w:sz w:val="28"/>
+          <w:szCs w:val="28"/>
+        </w:rPr>
+      </w:pPr>
+    </w:p>
+    <w:p>
+      <w:pPr>
+        <w:spacing w:after="0" w:line="240" w:lineRule="auto"/>
+        <w:rPr>
+          <w:rFonts w:ascii="Times New Roman" w:hAnsi="Times New Roman" w:cs="Times New Roman"/>
+          <w:b/>
+          <w:bCs/>
+          <w:sz w:val="28"/>
+          <w:szCs w:val="28"/>
+        </w:rPr>
+      </w:pPr>
+      <w:r>
+        <w:rPr>
+          <w:rFonts w:ascii="Times New Roman" w:hAnsi="Times New Roman" w:cs="Times New Roman"/>
+          <w:b/>
+          <w:bCs/>
+          <w:sz w:val="28"/>
+          <w:szCs w:val="28"/>
         </w:rPr>
         <w:t>1.</w:t>
       </w:r>
       <w:r>
         <w:rPr>
           <w:rFonts w:ascii="Times New Roman" w:hAnsi="Times New Roman" w:cs="Times New Roman"/>
-        </w:rPr>
-        <w:t>Very</w:t>
+          <w:b/>
+          <w:bCs/>
+          <w:sz w:val="28"/>
+          <w:szCs w:val="28"/>
+        </w:rPr>
+        <w:t xml:space="preserve"> </w:t>
+      </w:r>
+      <w:r>
+        <w:rPr>
+          <w:rFonts w:ascii="Times New Roman" w:hAnsi="Times New Roman" w:cs="Times New Roman"/>
+          <w:b/>
+          <w:bCs/>
+          <w:sz w:val="28"/>
+          <w:szCs w:val="28"/>
+        </w:rPr>
+        <w:t>Very short questions.</w:t>
+      </w:r>
+      <w:r>
+        <w:rPr>
+          <w:rFonts w:ascii="Times New Roman" w:hAnsi="Times New Roman" w:cs="Times New Roman"/>
+          <w:b/>
+          <w:bCs/>
+          <w:sz w:val="28"/>
+          <w:szCs w:val="28"/>
+        </w:rPr>
+        <w:tab/>
+      </w:r>
+      <w:r>
+        <w:rPr>
+          <w:rFonts w:ascii="Times New Roman" w:hAnsi="Times New Roman" w:cs="Times New Roman"/>
+          <w:b/>
+          <w:bCs/>
+          <w:sz w:val="28"/>
+          <w:szCs w:val="28"/>
+        </w:rPr>
+        <w:tab/>
+      </w:r>
+      <w:r>
+        <w:rPr>
+          <w:rFonts w:ascii="Times New Roman" w:hAnsi="Times New Roman" w:cs="Times New Roman"/>
+          <w:b/>
+          <w:bCs/>
+          <w:sz w:val="28"/>
+          <w:szCs w:val="28"/>
+        </w:rPr>
+        <w:tab/>
+      </w:r>
+      <w:r>
+        <w:rPr>
+          <w:rFonts w:ascii="Times New Roman" w:hAnsi="Times New Roman" w:cs="Times New Roman"/>
+          <w:b/>
+          <w:bCs/>
+          <w:sz w:val="28"/>
+          <w:szCs w:val="28"/>
+        </w:rPr>
+        <w:tab/>
+      </w:r>
+      <w:r>
+        <w:rPr>
+          <w:rFonts w:ascii="Times New Roman" w:hAnsi="Times New Roman" w:cs="Times New Roman"/>
+          <w:b/>
+          <w:bCs/>
+          <w:sz w:val="28"/>
+          <w:szCs w:val="28"/>
+        </w:rPr>
+        <w:tab/>
+      </w:r>
+      <w:r>
+        <w:rPr>
+          <w:rFonts w:ascii="Times New Roman" w:hAnsi="Times New Roman" w:cs="Times New Roman"/>
+          <w:b/>
+          <w:bCs/>
+          <w:sz w:val="28"/>
+          <w:szCs w:val="28"/>
+        </w:rPr>
+        <w:t xml:space="preserve"> [5</w:t>
+      </w:r>
+      <w:r>
+        <w:rPr>
+          <w:rFonts w:ascii="Times New Roman" w:hAnsi="Times New Roman" w:cs="Times New Roman"/>
+          <w:b/>
+          <w:bCs/>
+          <w:sz w:val="28"/>
+          <w:szCs w:val="28"/>
+        </w:rPr>
+        <w:t>×</w:t>
+      </w:r>
+      <w:r>
+        <w:rPr>
+          <w:rFonts w:ascii="Times New Roman" w:hAnsi="Times New Roman" w:cs="Times New Roman"/>
+          <w:b/>
+          <w:bCs/>
+          <w:sz w:val="28"/>
+          <w:szCs w:val="28"/>
+        </w:rPr>
+        <w:t>1=5]</w:t>
+      </w:r>
+    </w:p>
+    <w:p>
+      <w:pPr>
+        <w:spacing w:after="0" w:line="240" w:lineRule="auto"/>
+        <w:ind w:left="288"/>
+        <w:rPr>
+          <w:rFonts w:ascii="Times New Roman" w:hAnsi="Times New Roman" w:cs="Times New Roman"/>
+          <w:sz w:val="28"/>
+          <w:szCs w:val="28"/>
+        </w:rPr>
+      </w:pPr>
+      <w:r>
+        <w:rPr>
+          <w:rFonts w:ascii="Times New Roman" w:hAnsi="Times New Roman" w:cs="Times New Roman"/>
+          <w:sz w:val="28"/>
+          <w:szCs w:val="28"/>
+        </w:rPr>
+        <w:t xml:space="preserve">(a) What is </w:t>
+      </w:r>
+      <w:r>
+        <w:rPr>
+          <w:rFonts w:ascii="Times New Roman" w:hAnsi="Times New Roman" w:cs="Times New Roman"/>
+          <w:sz w:val="28"/>
+          <w:szCs w:val="28"/>
+        </w:rPr>
+        <w:t>environmental sanitation</w:t>
+      </w:r>
+      <w:r>
+        <w:rPr>
+          <w:rFonts w:ascii="Times New Roman" w:hAnsi="Times New Roman" w:cs="Times New Roman"/>
+          <w:sz w:val="28"/>
+          <w:szCs w:val="28"/>
+        </w:rPr>
+        <w:t>?</w:t>
+      </w:r>
+    </w:p>
+    <w:p>
+      <w:pPr>
+        <w:spacing w:after="0" w:line="240" w:lineRule="auto"/>
+        <w:ind w:left="288"/>
+        <w:rPr>
+          <w:rFonts w:ascii="Times New Roman" w:hAnsi="Times New Roman" w:cs="Times New Roman"/>
+          <w:sz w:val="28"/>
+          <w:szCs w:val="28"/>
+        </w:rPr>
+      </w:pPr>
+      <w:r>
+        <w:rPr>
+          <w:rFonts w:ascii="Times New Roman" w:hAnsi="Times New Roman" w:cs="Times New Roman"/>
+          <w:sz w:val="28"/>
+          <w:szCs w:val="28"/>
+        </w:rPr>
+        <w:t xml:space="preserve">(b) What </w:t>
+      </w:r>
+      <w:r>
+        <w:rPr>
+          <w:rFonts w:ascii="Times New Roman" w:hAnsi="Times New Roman" w:cs="Times New Roman"/>
+          <w:sz w:val="28"/>
+          <w:szCs w:val="28"/>
+        </w:rPr>
+        <w:t>does food allergy mean</w:t>
+      </w:r>
+      <w:r>
+        <w:rPr>
+          <w:rFonts w:ascii="Times New Roman" w:hAnsi="Times New Roman" w:cs="Times New Roman"/>
+          <w:sz w:val="28"/>
+          <w:szCs w:val="28"/>
+        </w:rPr>
+        <w:t>?</w:t>
+      </w:r>
+    </w:p>
+    <w:p>
+      <w:pPr>
+        <w:spacing w:after="0" w:line="240" w:lineRule="auto"/>
+        <w:ind w:left="288"/>
+        <w:rPr>
+          <w:rFonts w:ascii="Times New Roman" w:hAnsi="Times New Roman" w:cs="Times New Roman"/>
+          <w:sz w:val="28"/>
+          <w:szCs w:val="28"/>
+        </w:rPr>
+      </w:pPr>
+      <w:r>
+        <w:rPr>
+          <w:rFonts w:ascii="Times New Roman" w:hAnsi="Times New Roman" w:cs="Times New Roman"/>
+          <w:sz w:val="28"/>
+          <w:szCs w:val="28"/>
+        </w:rPr>
+        <w:t>(</w:t>
+      </w:r>
+      <w:r>
+        <w:rPr>
+          <w:rFonts w:ascii="Times New Roman" w:hAnsi="Times New Roman" w:cs="Times New Roman"/>
+          <w:sz w:val="28"/>
+          <w:szCs w:val="28"/>
+        </w:rPr>
+        <w:t>c</w:t>
+      </w:r>
+      <w:r>
+        <w:rPr>
+          <w:rFonts w:ascii="Times New Roman" w:hAnsi="Times New Roman" w:cs="Times New Roman"/>
+          <w:sz w:val="28"/>
+          <w:szCs w:val="28"/>
+        </w:rPr>
+        <w:t>) Name any two local games that are Played in your locality</w:t>
+      </w:r>
+      <w:r>
+        <w:rPr>
+          <w:rFonts w:ascii="Times New Roman" w:hAnsi="Times New Roman" w:cs="Times New Roman"/>
+          <w:sz w:val="28"/>
+          <w:szCs w:val="28"/>
+        </w:rPr>
+        <w:t>.</w:t>
+      </w:r>
+    </w:p>
+    <w:p>
+      <w:pPr>
+        <w:spacing w:after="0" w:line="240" w:lineRule="auto"/>
+        <w:ind w:left="288"/>
+        <w:rPr>
+          <w:rFonts w:ascii="Times New Roman" w:hAnsi="Times New Roman" w:cs="Times New Roman"/>
+          <w:sz w:val="28"/>
+          <w:szCs w:val="28"/>
+        </w:rPr>
+      </w:pPr>
+      <w:r>
+        <w:rPr>
+          <w:rFonts w:ascii="Times New Roman" w:hAnsi="Times New Roman" w:cs="Times New Roman"/>
+          <w:sz w:val="28"/>
+          <w:szCs w:val="28"/>
+        </w:rPr>
+        <w:t>(d) Why do people dance?</w:t>
+      </w:r>
+    </w:p>
+    <w:p>
+      <w:pPr>
+        <w:spacing w:after="0" w:line="240" w:lineRule="auto"/>
+        <w:ind w:left="288"/>
+        <w:rPr>
+          <w:rFonts w:ascii="Times New Roman" w:hAnsi="Times New Roman" w:cs="Times New Roman"/>
+          <w:sz w:val="28"/>
+          <w:szCs w:val="28"/>
+        </w:rPr>
+      </w:pPr>
+      <w:r>
+        <w:rPr>
+          <w:rFonts w:ascii="Times New Roman" w:hAnsi="Times New Roman" w:cs="Times New Roman"/>
+          <w:sz w:val="28"/>
+          <w:szCs w:val="28"/>
+        </w:rPr>
+        <w:t>(e) Mention one cause of asthma.</w:t>
+      </w:r>
+    </w:p>
+    <w:p>
+      <w:pPr>
+        <w:spacing w:after="0" w:line="240" w:lineRule="auto"/>
+        <w:ind w:left="288"/>
+        <w:rPr>
+          <w:rFonts w:ascii="Times New Roman" w:hAnsi="Times New Roman" w:cs="Times New Roman"/>
+          <w:b/>
+          <w:bCs/>
+          <w:sz w:val="28"/>
+          <w:szCs w:val="28"/>
+        </w:rPr>
+      </w:pPr>
+    </w:p>
+    <w:p>
+      <w:pPr>
+        <w:spacing w:after="0" w:line="240" w:lineRule="auto"/>
+        <w:rPr>
+          <w:rFonts w:ascii="Times New Roman" w:hAnsi="Times New Roman" w:cs="Times New Roman"/>
+          <w:b/>
+          <w:bCs/>
+          <w:sz w:val="28"/>
+          <w:szCs w:val="28"/>
+        </w:rPr>
+      </w:pPr>
+      <w:r>
+        <w:rPr>
+          <w:rFonts w:ascii="Times New Roman" w:hAnsi="Times New Roman" w:cs="Times New Roman"/>
+          <w:b/>
+          <w:bCs/>
+          <w:sz w:val="28"/>
+          <w:szCs w:val="28"/>
+        </w:rPr>
+        <w:t>2.</w:t>
+      </w:r>
+      <w:r>
+        <w:rPr>
+          <w:rFonts w:ascii="Times New Roman" w:hAnsi="Times New Roman" w:cs="Times New Roman"/>
+          <w:b/>
+          <w:bCs/>
+          <w:sz w:val="28"/>
+          <w:szCs w:val="28"/>
+        </w:rPr>
+        <w:t xml:space="preserve"> </w:t>
+      </w:r>
+      <w:r>
+        <w:rPr>
+          <w:rFonts w:ascii="Times New Roman" w:hAnsi="Times New Roman" w:cs="Times New Roman"/>
+          <w:b/>
+          <w:bCs/>
+          <w:sz w:val="28"/>
+          <w:szCs w:val="28"/>
+        </w:rPr>
+        <w:t>S</w:t>
+      </w:r>
+      <w:r>
+        <w:rPr>
+          <w:rFonts w:ascii="Times New Roman" w:hAnsi="Times New Roman" w:cs="Times New Roman"/>
+          <w:b/>
+          <w:bCs/>
+          <w:sz w:val="28"/>
+          <w:szCs w:val="28"/>
+        </w:rPr>
+        <w:t>hort questions.</w:t>
+      </w:r>
+      <w:r>
+        <w:rPr>
+          <w:rFonts w:ascii="Times New Roman" w:hAnsi="Times New Roman" w:cs="Times New Roman"/>
+          <w:b/>
+          <w:bCs/>
+          <w:sz w:val="28"/>
+          <w:szCs w:val="28"/>
+        </w:rPr>
+        <w:tab/>
+      </w:r>
+      <w:r>
+        <w:rPr>
+          <w:rFonts w:ascii="Times New Roman" w:hAnsi="Times New Roman" w:cs="Times New Roman"/>
+          <w:b/>
+          <w:bCs/>
+          <w:sz w:val="28"/>
+          <w:szCs w:val="28"/>
+        </w:rPr>
+        <w:tab/>
+      </w:r>
+      <w:r>
+        <w:rPr>
+          <w:rFonts w:ascii="Times New Roman" w:hAnsi="Times New Roman" w:cs="Times New Roman"/>
+          <w:b/>
+          <w:bCs/>
+          <w:sz w:val="28"/>
+          <w:szCs w:val="28"/>
+        </w:rPr>
+        <w:tab/>
+      </w:r>
+      <w:r>
+        <w:rPr>
+          <w:rFonts w:ascii="Times New Roman" w:hAnsi="Times New Roman" w:cs="Times New Roman"/>
+          <w:b/>
+          <w:bCs/>
+          <w:sz w:val="28"/>
+          <w:szCs w:val="28"/>
+        </w:rPr>
+        <w:tab/>
+      </w:r>
+      <w:r>
+        <w:rPr>
+          <w:rFonts w:ascii="Times New Roman" w:hAnsi="Times New Roman" w:cs="Times New Roman"/>
+          <w:b/>
+          <w:bCs/>
+          <w:sz w:val="28"/>
+          <w:szCs w:val="28"/>
+        </w:rPr>
+        <w:tab/>
+      </w:r>
+      <w:r>
+        <w:rPr>
+          <w:rFonts w:ascii="Times New Roman" w:hAnsi="Times New Roman" w:cs="Times New Roman"/>
+          <w:b/>
+          <w:bCs/>
+          <w:sz w:val="28"/>
+          <w:szCs w:val="28"/>
+        </w:rPr>
+        <w:t xml:space="preserve"> [6</w:t>
+      </w:r>
+      <w:r>
+        <w:rPr>
+          <w:rFonts w:ascii="Times New Roman" w:hAnsi="Times New Roman" w:cs="Times New Roman"/>
+          <w:b/>
+          <w:bCs/>
+          <w:sz w:val="28"/>
+          <w:szCs w:val="28"/>
+        </w:rPr>
+        <w:t>×</w:t>
+      </w:r>
+      <w:r>
+        <w:rPr>
+          <w:rFonts w:ascii="Times New Roman" w:hAnsi="Times New Roman" w:cs="Times New Roman"/>
+          <w:b/>
+          <w:bCs/>
+          <w:sz w:val="28"/>
+          <w:szCs w:val="28"/>
+        </w:rPr>
+        <w:t>2=12]</w:t>
+      </w:r>
+    </w:p>
+    <w:p>
+      <w:pPr>
+        <w:spacing w:after="0" w:line="240" w:lineRule="auto"/>
+        <w:ind w:left="720" w:hanging="432"/>
+        <w:rPr>
+          <w:rFonts w:ascii="Times New Roman" w:hAnsi="Times New Roman" w:cs="Times New Roman"/>
+          <w:sz w:val="28"/>
+          <w:szCs w:val="28"/>
+        </w:rPr>
+      </w:pPr>
+      <w:r>
+        <w:rPr>
+          <w:rFonts w:ascii="Times New Roman" w:hAnsi="Times New Roman" w:cs="Times New Roman"/>
+          <w:sz w:val="28"/>
+          <w:szCs w:val="28"/>
+        </w:rPr>
+        <w:t>(a) Mention any four preventive measures of direct contact diseases transmission.</w:t>
+      </w:r>
+    </w:p>
+    <w:p>
+      <w:pPr>
+        <w:spacing w:after="0" w:line="240" w:lineRule="auto"/>
+        <w:ind w:left="720" w:hanging="432"/>
+        <w:rPr>
+          <w:rFonts w:ascii="Times New Roman" w:hAnsi="Times New Roman" w:cs="Times New Roman"/>
+          <w:sz w:val="28"/>
+          <w:szCs w:val="28"/>
+        </w:rPr>
+      </w:pPr>
+      <w:r>
+        <w:rPr>
+          <w:rFonts w:ascii="Times New Roman" w:hAnsi="Times New Roman" w:cs="Times New Roman"/>
+          <w:sz w:val="28"/>
+          <w:szCs w:val="28"/>
+        </w:rPr>
+        <w:t>(b) Write any two</w:t>
+      </w:r>
+      <w:r>
+        <w:rPr>
+          <w:rFonts w:ascii="Times New Roman" w:hAnsi="Times New Roman" w:cs="Times New Roman"/>
+          <w:sz w:val="28"/>
+          <w:szCs w:val="28"/>
+        </w:rPr>
+        <w:t xml:space="preserve"> preventive measures of alcoholism</w:t>
+      </w:r>
+      <w:r>
+        <w:rPr>
+          <w:rFonts w:ascii="Times New Roman" w:hAnsi="Times New Roman" w:cs="Times New Roman"/>
+          <w:sz w:val="28"/>
+          <w:szCs w:val="28"/>
+        </w:rPr>
+        <w:t>.</w:t>
+      </w:r>
+    </w:p>
+    <w:p>
+      <w:pPr>
+        <w:spacing w:after="0" w:line="240" w:lineRule="auto"/>
+        <w:ind w:left="630" w:hanging="342"/>
+        <w:rPr>
+          <w:rFonts w:ascii="Times New Roman" w:hAnsi="Times New Roman" w:cs="Times New Roman"/>
+          <w:sz w:val="28"/>
+          <w:szCs w:val="28"/>
+        </w:rPr>
+      </w:pPr>
+      <w:r>
+        <w:rPr>
+          <w:rFonts w:ascii="Times New Roman" w:hAnsi="Times New Roman" w:cs="Times New Roman"/>
+          <w:sz w:val="28"/>
+          <w:szCs w:val="28"/>
+        </w:rPr>
+        <w:t>(c) Mention any three points of importance of minor and local games.</w:t>
+      </w:r>
+    </w:p>
+    <w:p>
+      <w:pPr>
+        <w:spacing w:after="0" w:line="240" w:lineRule="auto"/>
+        <w:ind w:left="288"/>
+        <w:rPr>
+          <w:rFonts w:ascii="Times New Roman" w:hAnsi="Times New Roman" w:cs="Times New Roman"/>
+          <w:sz w:val="28"/>
+          <w:szCs w:val="28"/>
+        </w:rPr>
+      </w:pPr>
+      <w:r>
+        <w:rPr>
+          <w:rFonts w:ascii="Times New Roman" w:hAnsi="Times New Roman" w:cs="Times New Roman"/>
+          <w:sz w:val="28"/>
+          <w:szCs w:val="28"/>
+        </w:rPr>
+        <w:t>(d) Football, basketball and dodgeball are ball games, why?</w:t>
+      </w:r>
+    </w:p>
+    <w:p>
+      <w:pPr>
+        <w:spacing w:after="0" w:line="240" w:lineRule="auto"/>
+        <w:ind w:left="288"/>
+        <w:rPr>
+          <w:rFonts w:ascii="Times New Roman" w:hAnsi="Times New Roman" w:cs="Times New Roman"/>
+          <w:sz w:val="28"/>
+          <w:szCs w:val="28"/>
+        </w:rPr>
+      </w:pPr>
+      <w:r>
+        <w:rPr>
+          <w:rFonts w:ascii="Times New Roman" w:hAnsi="Times New Roman" w:cs="Times New Roman"/>
+          <w:sz w:val="28"/>
+          <w:szCs w:val="28"/>
+        </w:rPr>
+        <w:t>(e) Mention any two benefits of dancing.</w:t>
+      </w:r>
+    </w:p>
+    <w:p>
+      <w:pPr>
+        <w:spacing w:after="0" w:line="240" w:lineRule="auto"/>
+        <w:ind w:left="288"/>
+        <w:rPr>
+          <w:rFonts w:ascii="Times New Roman" w:hAnsi="Times New Roman" w:cs="Times New Roman"/>
+          <w:sz w:val="28"/>
+          <w:szCs w:val="28"/>
+        </w:rPr>
+      </w:pPr>
+      <w:r>
+        <w:rPr>
+          <w:rFonts w:ascii="Times New Roman" w:hAnsi="Times New Roman" w:cs="Times New Roman"/>
+          <w:sz w:val="28"/>
+          <w:szCs w:val="28"/>
+        </w:rPr>
+        <w:t xml:space="preserve">(f) What is dance? </w:t>
+      </w:r>
+      <w:r>
+        <w:rPr>
+          <w:rFonts w:ascii="Times New Roman" w:hAnsi="Times New Roman" w:cs="Times New Roman"/>
+          <w:sz w:val="28"/>
+          <w:szCs w:val="28"/>
+        </w:rPr>
+        <w:t>Which organs are moved while dancing?</w:t>
+      </w:r>
+    </w:p>
+    <w:p>
+      <w:pPr>
+        <w:spacing w:after="0" w:line="240" w:lineRule="auto"/>
+        <w:rPr>
+          <w:rFonts w:ascii="Times New Roman" w:hAnsi="Times New Roman" w:cs="Times New Roman"/>
+          <w:sz w:val="28"/>
+          <w:szCs w:val="28"/>
+        </w:rPr>
+      </w:pPr>
+    </w:p>
+    <w:p>
+      <w:pPr>
+        <w:spacing w:after="0" w:line="240" w:lineRule="auto"/>
+        <w:rPr>
+          <w:rFonts w:ascii="Times New Roman" w:hAnsi="Times New Roman" w:cs="Times New Roman"/>
+          <w:b/>
+          <w:bCs/>
+          <w:sz w:val="28"/>
+          <w:szCs w:val="28"/>
+        </w:rPr>
+      </w:pPr>
+      <w:r>
+        <w:rPr>
+          <w:rFonts w:ascii="Times New Roman" w:hAnsi="Times New Roman" w:cs="Times New Roman"/>
+          <w:b/>
+          <w:bCs/>
+          <w:sz w:val="28"/>
+          <w:szCs w:val="28"/>
+        </w:rPr>
+        <w:t>3.</w:t>
+      </w:r>
+      <w:r>
+        <w:rPr>
+          <w:rFonts w:ascii="Times New Roman" w:hAnsi="Times New Roman" w:cs="Times New Roman"/>
+          <w:b/>
+          <w:bCs/>
+          <w:sz w:val="28"/>
+          <w:szCs w:val="28"/>
+        </w:rPr>
+        <w:t xml:space="preserve"> </w:t>
+      </w:r>
+      <w:r>
+        <w:rPr>
+          <w:rFonts w:ascii="Times New Roman" w:hAnsi="Times New Roman" w:cs="Times New Roman"/>
+          <w:b/>
+          <w:bCs/>
+          <w:sz w:val="28"/>
+          <w:szCs w:val="28"/>
+        </w:rPr>
+        <w:t>Long questions</w:t>
+      </w:r>
+      <w:r>
+        <w:rPr>
+          <w:rFonts w:ascii="Times New Roman" w:hAnsi="Times New Roman" w:cs="Times New Roman"/>
+          <w:b/>
+          <w:bCs/>
+          <w:sz w:val="28"/>
+          <w:szCs w:val="28"/>
+        </w:rPr>
+        <w:t>.</w:t>
+      </w:r>
+      <w:r>
+        <w:rPr>
+          <w:rFonts w:ascii="Times New Roman" w:hAnsi="Times New Roman" w:cs="Times New Roman"/>
+          <w:b/>
+          <w:bCs/>
+          <w:sz w:val="28"/>
+          <w:szCs w:val="28"/>
+        </w:rPr>
+        <w:tab/>
+      </w:r>
+      <w:r>
+        <w:rPr>
+          <w:rFonts w:ascii="Times New Roman" w:hAnsi="Times New Roman" w:cs="Times New Roman"/>
+          <w:b/>
+          <w:bCs/>
+          <w:sz w:val="28"/>
+          <w:szCs w:val="28"/>
+        </w:rPr>
+        <w:tab/>
+      </w:r>
+      <w:r>
+        <w:rPr>
+          <w:rFonts w:ascii="Times New Roman" w:hAnsi="Times New Roman" w:cs="Times New Roman"/>
+          <w:b/>
+          <w:bCs/>
+          <w:sz w:val="28"/>
+          <w:szCs w:val="28"/>
+        </w:rPr>
+        <w:tab/>
+      </w:r>
+      <w:r>
+        <w:rPr>
+          <w:rFonts w:ascii="Times New Roman" w:hAnsi="Times New Roman" w:cs="Times New Roman"/>
+          <w:b/>
+          <w:bCs/>
+          <w:sz w:val="28"/>
+          <w:szCs w:val="28"/>
+        </w:rPr>
+        <w:tab/>
+      </w:r>
+      <w:r>
+        <w:rPr>
+          <w:rFonts w:ascii="Times New Roman" w:hAnsi="Times New Roman" w:cs="Times New Roman"/>
+          <w:b/>
+          <w:bCs/>
+          <w:sz w:val="28"/>
+          <w:szCs w:val="28"/>
+        </w:rPr>
+        <w:tab/>
+      </w:r>
+      <w:r>
+        <w:rPr>
+          <w:rFonts w:ascii="Times New Roman" w:hAnsi="Times New Roman" w:cs="Times New Roman"/>
+          <w:b/>
+          <w:bCs/>
+          <w:sz w:val="28"/>
+          <w:szCs w:val="28"/>
+        </w:rPr>
+        <w:t xml:space="preserve">      </w:t>
+      </w:r>
+      <w:r>
+        <w:rPr>
+          <w:rFonts w:ascii="Times New Roman" w:hAnsi="Times New Roman" w:cs="Times New Roman"/>
+          <w:b/>
+          <w:bCs/>
+          <w:sz w:val="28"/>
+          <w:szCs w:val="28"/>
+        </w:rPr>
+        <w:t>[2</w:t>
+      </w:r>
+      <w:r>
+        <w:rPr>
+          <w:rFonts w:ascii="Times New Roman" w:hAnsi="Times New Roman" w:cs="Times New Roman"/>
+          <w:b/>
+          <w:bCs/>
+          <w:sz w:val="28"/>
+          <w:szCs w:val="28"/>
+        </w:rPr>
+        <w:t>×</w:t>
+      </w:r>
+      <w:r>
+        <w:rPr>
+          <w:rFonts w:ascii="Times New Roman" w:hAnsi="Times New Roman" w:cs="Times New Roman"/>
+          <w:b/>
+          <w:bCs/>
+          <w:sz w:val="28"/>
+          <w:szCs w:val="28"/>
+        </w:rPr>
+        <w:t>4=8]</w:t>
+      </w:r>
+    </w:p>
+    <w:p>
+      <w:pPr>
+        <w:spacing w:after="0" w:line="240" w:lineRule="auto"/>
+        <w:ind w:left="630" w:hanging="342"/>
+        <w:rPr>
+          <w:rFonts w:ascii="Times New Roman" w:hAnsi="Times New Roman" w:cs="Times New Roman"/>
+          <w:sz w:val="28"/>
+          <w:szCs w:val="28"/>
+        </w:rPr>
+      </w:pPr>
+      <w:r>
+        <w:rPr>
+          <w:rFonts w:ascii="Times New Roman" w:hAnsi="Times New Roman" w:cs="Times New Roman"/>
+          <w:sz w:val="28"/>
+          <w:szCs w:val="28"/>
+        </w:rPr>
+        <w:t>(a) Mention any Five adverse impacts of malnourished foods on human health.</w:t>
+      </w:r>
+    </w:p>
+    <w:p>
+      <w:pPr>
+        <w:spacing w:after="0" w:line="240" w:lineRule="auto"/>
+        <w:ind w:left="630" w:hanging="342"/>
+        <w:rPr>
+          <w:rFonts w:ascii="Times New Roman" w:hAnsi="Times New Roman" w:cs="Times New Roman"/>
+          <w:sz w:val="28"/>
+          <w:szCs w:val="28"/>
+        </w:rPr>
+      </w:pPr>
+      <w:r>
+        <w:rPr>
+          <w:rFonts w:ascii="Times New Roman" w:hAnsi="Times New Roman" w:cs="Times New Roman"/>
+          <w:sz w:val="28"/>
+          <w:szCs w:val="28"/>
+        </w:rPr>
+        <w:t>(b) "Minor and local games are easy to play and source of entertainment for children". Explain this statement with examples.</w:t>
+      </w:r>
+    </w:p>
+    <w:p>
+      <w:pPr>
+        <w:spacing w:after="0" w:line="240" w:lineRule="auto"/>
+        <w:ind w:left="288"/>
+        <w:rPr>
+          <w:rFonts w:ascii="Times New Roman" w:hAnsi="Times New Roman" w:cs="Times New Roman"/>
+          <w:sz w:val="28"/>
+          <w:szCs w:val="28"/>
+        </w:rPr>
+      </w:pPr>
+    </w:p>
+    <w:p>
+      <w:pPr>
+        <w:spacing w:after="0" w:line="240" w:lineRule="auto"/>
+        <w:jc w:val="center"/>
+        <w:rPr>
+          <w:rFonts w:ascii="Times New Roman" w:hAnsi="Times New Roman" w:cs="Times New Roman"/>
+          <w:b/>
+          <w:bCs/>
+          <w:sz w:val="28"/>
+          <w:szCs w:val="28"/>
+        </w:rPr>
+      </w:pPr>
+      <w:r>
+        <w:rPr>
+          <w:rFonts w:ascii="Times New Roman" w:hAnsi="Times New Roman" w:cs="Times New Roman"/>
+          <w:b/>
+          <w:bCs/>
+          <w:sz w:val="28"/>
+          <w:szCs w:val="28"/>
+        </w:rPr>
+        <w:t>THE EN</w:t>
+      </w:r>
+      <w:r>
+        <w:rPr>
+          <w:rFonts w:ascii="Times New Roman" w:hAnsi="Times New Roman" w:cs="Times New Roman"/>
+          <w:b/>
+          <w:bCs/>
+          <w:sz w:val="28"/>
+          <w:szCs w:val="28"/>
+        </w:rPr>
+        <w:t>D</w:t>
+      </w:r>
+    </w:p>
+    <w:p>
+      <w:pPr>
+        <w:spacing w:after="0" w:line="240" w:lineRule="auto"/>
+        <w:jc w:val="center"/>
+        <w:rPr>
+          <w:rFonts w:ascii="Times New Roman" w:hAnsi="Times New Roman" w:cs="Times New Roman"/>
+          <w:b/>
+          <w:bCs/>
+          <w:sz w:val="28"/>
+          <w:szCs w:val="28"/>
+        </w:rPr>
+      </w:pPr>
+    </w:p>
+    <w:p>
+      <w:pPr>
+        <w:spacing w:after="0" w:line="240" w:lineRule="auto"/>
+        <w:ind w:left="720" w:firstLine="720"/>
+        <w:rPr>
+          <w:rFonts w:ascii="Times New Roman" w:hAnsi="Times New Roman"/>
+          <w:b/>
+          <w:bCs/>
+          <w:sz w:val="36"/>
+          <w:szCs w:val="36"/>
+        </w:rPr>
+      </w:pPr>
+      <w:r>
+        <w:rPr>
+          <w:noProof/>
+        </w:rPr>
+        <w:drawing>
+          <wp:anchor distT="0" distB="0" distL="114300" distR="114300" simplePos="0" relativeHeight="251662336" behindDoc="0" locked="0" layoutInCell="1" allowOverlap="1" wp14:anchorId="3B838E4C" wp14:editId="30DAF090">
+            <wp:simplePos x="0" y="0"/>
+            <wp:positionH relativeFrom="margin">
+              <wp:posOffset>5133975</wp:posOffset>
+            </wp:positionH>
+            <wp:positionV relativeFrom="paragraph">
+              <wp:posOffset>5715</wp:posOffset>
+            </wp:positionV>
+            <wp:extent cx="457200" cy="462915"/>
+            <wp:effectExtent l="0" t="0" r="0" b="0"/>
+            <wp:wrapNone/>
+            <wp:docPr id="189132330" name="Picture 1"/>
+            <wp:cNvGraphicFramePr>
+              <a:graphicFrameLocks xmlns:a="http://schemas.openxmlformats.org/drawingml/2006/main" noChangeAspect="1"/>
+            </wp:cNvGraphicFramePr>
+            <a:graphic xmlns:a="http://schemas.openxmlformats.org/drawingml/2006/main">
+              <a:graphicData uri="http://schemas.openxmlformats.org/drawingml/2006/picture">
+                <pic:pic xmlns:pic="http://schemas.openxmlformats.org/drawingml/2006/picture">
+                  <pic:nvPicPr>
+                    <pic:cNvPr id="0" name="Picture 1"/>
+                    <pic:cNvPicPr>
+                      <a:picLocks noChangeAspect="1" noChangeArrowheads="1"/>
+                    </pic:cNvPicPr>
+                  </pic:nvPicPr>
+                  <pic:blipFill>
+                    <a:blip r:embed="rId7">
+                      <a:extLst>
+                        <a:ext uri="{28A0092B-C50C-407E-A947-70E740481C1C}">
+                          <a14:useLocalDpi xmlns:a14="http://schemas.microsoft.com/office/drawing/2010/main" val="0"/>
+                        </a:ext>
+                      </a:extLst>
+                    </a:blip>
+                    <a:srcRect/>
+                    <a:stretch>
+                      <a:fillRect/>
+                    </a:stretch>
+                  </pic:blipFill>
+                  <pic:spPr bwMode="auto">
+                    <a:xfrm>
+                      <a:off x="0" y="0"/>
+                      <a:ext cx="457200" cy="462915"/>
+                    </a:xfrm>
+                    <a:prstGeom prst="rect">
+                      <a:avLst/>
+                    </a:prstGeom>
+                    <a:noFill/>
+                  </pic:spPr>
+                </pic:pic>
+              </a:graphicData>
+            </a:graphic>
+            <wp14:sizeRelH relativeFrom="margin">
+              <wp14:pctWidth>0</wp14:pctWidth>
+            </wp14:sizeRelH>
+            <wp14:sizeRelV relativeFrom="margin">
+              <wp14:pctHeight>0</wp14:pctHeight>
+            </wp14:sizeRelV>
+          </wp:anchor>
+        </w:drawing>
+      </w:r>
+      <w:r>
+        <w:rPr>
+          <w:noProof/>
+        </w:rPr>
+        <mc:AlternateContent>
+          <mc:Choice Requires="wps">
+            <w:drawing>
+              <wp:anchor distT="45720" distB="45720" distL="114300" distR="114300" simplePos="0" relativeHeight="251663360" behindDoc="0" locked="0" layoutInCell="1" allowOverlap="1" wp14:anchorId="05624E55" wp14:editId="0A8F82EE">
+                <wp:simplePos x="0" y="0"/>
+                <wp:positionH relativeFrom="column">
+                  <wp:align>right</wp:align>
+                </wp:positionH>
+                <wp:positionV relativeFrom="paragraph">
+                  <wp:posOffset>9525</wp:posOffset>
+                </wp:positionV>
+                <wp:extent cx="609600" cy="1404620"/>
+                <wp:effectExtent l="0" t="0" r="0" b="0"/>
+                <wp:wrapNone/>
+                <wp:docPr id="892994660" name="Text Box 3"/>
+                <wp:cNvGraphicFramePr>
+                  <a:graphicFrameLocks xmlns:a="http://schemas.openxmlformats.org/drawingml/2006/main"/>
+                </wp:cNvGraphicFramePr>
+                <a:graphic xmlns:a="http://schemas.openxmlformats.org/drawingml/2006/main">
+                  <a:graphicData uri="http://schemas.microsoft.com/office/word/2010/wordprocessingShape">
+                    <wps:wsp>
+                      <wps:cNvSpPr txBox="1">
+                        <a:spLocks noChangeArrowheads="1"/>
+                      </wps:cNvSpPr>
+                      <wps:spPr bwMode="auto">
+                        <a:xfrm>
+                          <a:off x="0" y="0"/>
+                          <a:ext cx="609600" cy="1404620"/>
+                        </a:xfrm>
+                        <a:prstGeom prst="rect">
+                          <a:avLst/>
+                        </a:prstGeom>
+                        <a:noFill/>
+                        <a:ln w="9525">
+                          <a:noFill/>
+                          <a:miter lim="800000"/>
+                          <a:headEnd/>
+                          <a:tailEnd/>
+                        </a:ln>
+                      </wps:spPr>
+                      <wps:txbx>
+                        <w:txbxContent>
+                          <w:p>
+                            <w:r>
+                              <w:rPr>
+                                <w:rFonts w:ascii="Times New Roman" w:hAnsi="Times New Roman"/>
+                                <w:b/>
+                                <w:bCs/>
+                                <w:sz w:val="28"/>
+                                <w:szCs w:val="28"/>
+                              </w:rPr>
+                              <w:t>D- 25</w:t>
+                            </w:r>
+                          </w:p>
+                        </w:txbxContent>
+                      </wps:txbx>
+                      <wps:bodyPr rot="0" vert="horz" wrap="square" lIns="91440" tIns="45720" rIns="91440" bIns="45720" anchor="t" anchorCtr="0">
+                        <a:spAutoFit/>
+                      </wps:bodyPr>
+                    </wps:wsp>
+                  </a:graphicData>
+                </a:graphic>
+                <wp14:sizeRelH relativeFrom="margin">
+                  <wp14:pctWidth>0</wp14:pctWidth>
+                </wp14:sizeRelH>
+                <wp14:sizeRelV relativeFrom="margin">
+                  <wp14:pctHeight>20000</wp14:pctHeight>
+                </wp14:sizeRelV>
+              </wp:anchor>
+            </w:drawing>
+          </mc:Choice>
+          <mc:Fallback>
+            <w:pict>
+              <v:shape w14:anchorId="05624E55" id="_x0000_s1027" type="#_x0000_t202" style="position:absolute;left:0;text-align:left;margin-left:-3.2pt;margin-top:.75pt;width:48pt;height:110.6pt;z-index:251663360;visibility:visible;mso-wrap-style:square;mso-width-percent:0;mso-height-percent:200;mso-wrap-distance-left:9pt;mso-wrap-distance-top:3.6pt;mso-wrap-distance-right:9pt;mso-wrap-distance-bottom:3.6pt;mso-position-horizontal:right;mso-position-horizontal-relative:text;mso-position-vertical:absolute;mso-position-vertical-relative:text;mso-width-percent:0;mso-height-percent:200;mso-width-relative:margin;mso-height-relative:margin;v-text-anchor:top" o:gfxdata="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" filled="f" stroked="f">
+                <v:textbox style="mso-fit-shape-to-text:t">
+                  <w:txbxContent>
+                    <w:p>
+                      <w:r>
+                        <w:rPr>
+                          <w:rFonts w:ascii="Times New Roman" w:hAnsi="Times New Roman"/>
+                          <w:b/>
+                          <w:bCs/>
+                          <w:sz w:val="28"/>
+                          <w:szCs w:val="28"/>
+                        </w:rPr>
+                        <w:t>D- 25</w:t>
+                      </w:r>
+                    </w:p>
+                  </w:txbxContent>
+                </v:textbox>
+              </v:shape>
+            </w:pict>
+          </mc:Fallback>
+        </mc:AlternateContent>
+      </w:r>
+      <w:r>
+        <w:rPr>
+          <w:rFonts w:ascii="Franklin Gothic Demi" w:hAnsi="Franklin Gothic Demi"/>
+          <w:b/>
+          <w:bCs/>
+          <w:sz w:val="36"/>
+          <w:szCs w:val="36"/>
+        </w:rPr>
+        <w:t>Green Society Public School</w:t>
+      </w:r>
+    </w:p>
+    <w:p>
+      <w:pPr>
+        <w:spacing w:after="0" w:line="240" w:lineRule="auto"/>
+        <w:jc w:val="center"/>
+        <w:rPr>
+          <w:rFonts w:ascii="Times New Roman" w:hAnsi="Times New Roman"/>
+          <w:b/>
+          <w:bCs/>
+          <w:sz w:val="20"/>
+        </w:rPr>
+      </w:pPr>
+      <w:r>
+        <w:rPr>
+          <w:rFonts w:ascii="Times New Roman" w:hAnsi="Times New Roman"/>
+          <w:b/>
+          <w:bCs/>
+          <w:sz w:val="20"/>
+        </w:rPr>
+        <w:t xml:space="preserve">Ratnanagar-7, </w:t>
+      </w:r>
+      <w:proofErr w:type="spellStart"/>
+      <w:r>
+        <w:rPr>
+          <w:rFonts w:ascii="Times New Roman" w:hAnsi="Times New Roman"/>
+          <w:b/>
+          <w:bCs/>
+          <w:sz w:val="20"/>
+        </w:rPr>
+        <w:t>Sauraha</w:t>
       </w:r>
       <w:proofErr w:type="spellEnd"/>
       <w:r>
         <w:rPr>
-          <w:rFonts w:ascii="Times New Roman" w:hAnsi="Times New Roman" w:cs="Times New Roman"/>
-        </w:rPr>
-        <w:t xml:space="preserve"> short questions. [</w:t>
-      </w:r>
-      <w:proofErr w:type="spellStart"/>
-      <w:r>
-        <w:rPr>
-          <w:rFonts w:ascii="Times New Roman" w:hAnsi="Times New Roman" w:cs="Times New Roman"/>
-        </w:rPr>
-        <w:t>5x1</w:t>
-      </w:r>
-      <w:proofErr w:type="spellEnd"/>
-      <w:r>
-        <w:rPr>
-          <w:rFonts w:ascii="Times New Roman" w:hAnsi="Times New Roman" w:cs="Times New Roman"/>
-        </w:rPr>
-        <w:t>=5]</w:t>
-      </w:r>
-    </w:p>
-    <w:p>
-      <w:pPr>
-        <w:rPr>
-          <w:rFonts w:ascii="Times New Roman" w:hAnsi="Times New Roman" w:cs="Times New Roman"/>
-        </w:rPr>
-      </w:pPr>
-    </w:p>
-    <w:p>
-      <w:pPr>
-        <w:rPr>
-          <w:rFonts w:ascii="Times New Roman" w:hAnsi="Times New Roman" w:cs="Times New Roman"/>
-        </w:rPr>
-      </w:pPr>
-      <w:r>
-        <w:rPr>
-          <w:rFonts w:ascii="Times New Roman" w:hAnsi="Times New Roman" w:cs="Times New Roman"/>
-        </w:rPr>
-        <w:t xml:space="preserve">(a) What is oral </w:t>
-      </w:r>
-      <w:proofErr w:type="gramStart"/>
-      <w:r>
-        <w:rPr>
-          <w:rFonts w:ascii="Times New Roman" w:hAnsi="Times New Roman" w:cs="Times New Roman"/>
-        </w:rPr>
-        <w:t>hygiene</w:t>
-      </w:r>
-      <w:r>
-        <w:rPr>
-          <w:rFonts w:ascii="Times New Roman" w:hAnsi="Times New Roman" w:cs="Times New Roman"/>
+          <w:rFonts w:ascii="Times New Roman" w:hAnsi="Times New Roman"/>
+          <w:b/>
+          <w:bCs/>
+          <w:sz w:val="20"/>
+        </w:rPr>
+        <w:t>, Chitwan</w:t>
+      </w:r>
+    </w:p>
+    <w:p>
+      <w:pPr>
+        <w:spacing w:after="0" w:line="240" w:lineRule="auto"/>
+        <w:ind w:left="1440"/>
+        <w:rPr>
+          <w:rFonts w:ascii="Times New Roman" w:hAnsi="Times New Roman"/>
+          <w:b/>
+          <w:bCs/>
+          <w:sz w:val="20"/>
+        </w:rPr>
+      </w:pPr>
+      <w:r>
+        <w:rPr>
+          <w:rFonts w:ascii="Times New Roman" w:hAnsi="Times New Roman"/>
+          <w:b/>
+          <w:bCs/>
+          <w:sz w:val="24"/>
+          <w:szCs w:val="24"/>
+        </w:rPr>
+        <w:t xml:space="preserve">          </w:t>
+      </w:r>
+      <w:r>
+        <w:rPr>
+          <w:rFonts w:ascii="Times New Roman" w:hAnsi="Times New Roman"/>
+          <w:b/>
+          <w:bCs/>
+          <w:sz w:val="24"/>
+          <w:szCs w:val="24"/>
+          <w:u w:val="single"/>
+        </w:rPr>
+        <w:t>Third Terminal</w:t>
+      </w:r>
+      <w:r>
+        <w:rPr>
+          <w:rFonts w:ascii="Times New Roman" w:hAnsi="Times New Roman" w:cs="Times New Roman"/>
+          <w:b/>
+          <w:bCs/>
+          <w:szCs w:val="18"/>
+          <w:u w:val="single"/>
+        </w:rPr>
+        <w:t xml:space="preserve"> Examination-2082</w:t>
+      </w:r>
+    </w:p>
+    <w:p>
+      <w:pPr>
+        <w:pBdr>
+          <w:bottom w:val="double" w:sz="6" w:space="1" w:color="auto"/>
+        </w:pBdr>
+        <w:spacing w:after="0" w:line="240" w:lineRule="auto"/>
+        <w:rPr>
+          <w:rFonts w:ascii="Times New Roman" w:hAnsi="Times New Roman"/>
+          <w:b/>
+          <w:bCs/>
+          <w:sz w:val="24"/>
+          <w:szCs w:val="24"/>
+        </w:rPr>
+      </w:pPr>
+      <w:r>
+        <w:rPr>
+          <w:rFonts w:ascii="Times New Roman" w:hAnsi="Times New Roman"/>
+          <w:b/>
+          <w:bCs/>
+          <w:sz w:val="24"/>
+          <w:szCs w:val="24"/>
+        </w:rPr>
+        <w:t>Class: Five</w:t>
+      </w:r>
+      <w:r>
+        <w:rPr>
+          <w:rFonts w:ascii="Times New Roman" w:hAnsi="Times New Roman"/>
+          <w:b/>
+          <w:bCs/>
+          <w:sz w:val="24"/>
+          <w:szCs w:val="24"/>
+        </w:rPr>
+        <w:tab/>
+        <w:t xml:space="preserve">                </w:t>
+      </w:r>
+      <w:r>
+        <w:t xml:space="preserve">  </w:t>
+      </w:r>
+      <w:r>
+        <w:rPr>
+          <w:rFonts w:ascii="Times New Roman" w:hAnsi="Times New Roman"/>
+          <w:b/>
+          <w:bCs/>
+          <w:sz w:val="24"/>
+          <w:szCs w:val="24"/>
+        </w:rPr>
+        <w:t>Time: 1 hr.</w:t>
+      </w:r>
+      <w:r>
+        <w:rPr>
+          <w:rFonts w:ascii="Times New Roman" w:hAnsi="Times New Roman"/>
+          <w:b/>
+          <w:bCs/>
+          <w:sz w:val="24"/>
+          <w:szCs w:val="24"/>
+        </w:rPr>
+        <w:tab/>
+      </w:r>
+      <w:r>
+        <w:rPr>
+          <w:rFonts w:ascii="Times New Roman" w:hAnsi="Times New Roman"/>
+          <w:b/>
+          <w:bCs/>
+          <w:sz w:val="24"/>
+          <w:szCs w:val="24"/>
+        </w:rPr>
+        <w:tab/>
+        <w:t xml:space="preserve">                      F.M.:25</w:t>
+      </w:r>
+    </w:p>
+    <w:p>
+      <w:pPr>
+        <w:pBdr>
+          <w:bottom w:val="double" w:sz="6" w:space="1" w:color="auto"/>
+        </w:pBdr>
+        <w:spacing w:after="0" w:line="240" w:lineRule="auto"/>
+        <w:rPr>
+          <w:rFonts w:ascii="Times New Roman" w:hAnsi="Times New Roman"/>
+          <w:b/>
+          <w:bCs/>
+          <w:sz w:val="24"/>
+          <w:szCs w:val="24"/>
+        </w:rPr>
+      </w:pPr>
+      <w:r>
+        <w:rPr>
+          <w:rFonts w:ascii="Times New Roman" w:hAnsi="Times New Roman"/>
+          <w:b/>
+          <w:bCs/>
+          <w:sz w:val="24"/>
+          <w:szCs w:val="24"/>
+        </w:rPr>
+        <w:t>Sub: HPCA</w:t>
+      </w:r>
+    </w:p>
+    <w:p>
+      <w:pPr>
+        <w:spacing w:after="0" w:line="240" w:lineRule="auto"/>
+        <w:rPr>
+          <w:rFonts w:ascii="Times New Roman" w:hAnsi="Times New Roman" w:cs="Times New Roman"/>
+          <w:sz w:val="28"/>
+          <w:szCs w:val="28"/>
+        </w:rPr>
+      </w:pPr>
+    </w:p>
+    <w:p>
+      <w:pPr>
+        <w:spacing w:after="0" w:line="240" w:lineRule="auto"/>
+        <w:rPr>
+          <w:rFonts w:ascii="Times New Roman" w:hAnsi="Times New Roman" w:cs="Times New Roman"/>
+          <w:b/>
+          <w:bCs/>
+          <w:sz w:val="28"/>
+          <w:szCs w:val="28"/>
+        </w:rPr>
+      </w:pPr>
+      <w:r>
+        <w:rPr>
+          <w:rFonts w:ascii="Times New Roman" w:hAnsi="Times New Roman" w:cs="Times New Roman"/>
+          <w:b/>
+          <w:bCs/>
+          <w:sz w:val="28"/>
+          <w:szCs w:val="28"/>
+        </w:rPr>
+        <w:t>1.</w:t>
+      </w:r>
+      <w:r>
+        <w:rPr>
+          <w:rFonts w:ascii="Times New Roman" w:hAnsi="Times New Roman" w:cs="Times New Roman"/>
+          <w:b/>
+          <w:bCs/>
+          <w:sz w:val="28"/>
+          <w:szCs w:val="28"/>
         </w:rPr>
         <w:t xml:space="preserve"> </w:t>
       </w:r>
       <w:r>
         <w:rPr>
           <w:rFonts w:ascii="Times New Roman" w:hAnsi="Times New Roman" w:cs="Times New Roman"/>
+          <w:b/>
+          <w:bCs/>
+          <w:sz w:val="28"/>
+          <w:szCs w:val="28"/>
+        </w:rPr>
+        <w:t>Very short questions.</w:t>
+      </w:r>
+      <w:r>
+        <w:rPr>
+          <w:rFonts w:ascii="Times New Roman" w:hAnsi="Times New Roman" w:cs="Times New Roman"/>
+          <w:b/>
+          <w:bCs/>
+          <w:sz w:val="28"/>
+          <w:szCs w:val="28"/>
+        </w:rPr>
+        <w:tab/>
+      </w:r>
+      <w:r>
+        <w:rPr>
+          <w:rFonts w:ascii="Times New Roman" w:hAnsi="Times New Roman" w:cs="Times New Roman"/>
+          <w:b/>
+          <w:bCs/>
+          <w:sz w:val="28"/>
+          <w:szCs w:val="28"/>
+        </w:rPr>
+        <w:tab/>
+      </w:r>
+      <w:r>
+        <w:rPr>
+          <w:rFonts w:ascii="Times New Roman" w:hAnsi="Times New Roman" w:cs="Times New Roman"/>
+          <w:b/>
+          <w:bCs/>
+          <w:sz w:val="28"/>
+          <w:szCs w:val="28"/>
+        </w:rPr>
+        <w:tab/>
+      </w:r>
+      <w:r>
+        <w:rPr>
+          <w:rFonts w:ascii="Times New Roman" w:hAnsi="Times New Roman" w:cs="Times New Roman"/>
+          <w:b/>
+          <w:bCs/>
+          <w:sz w:val="28"/>
+          <w:szCs w:val="28"/>
+        </w:rPr>
+        <w:tab/>
+      </w:r>
+      <w:r>
+        <w:rPr>
+          <w:rFonts w:ascii="Times New Roman" w:hAnsi="Times New Roman" w:cs="Times New Roman"/>
+          <w:b/>
+          <w:bCs/>
+          <w:sz w:val="28"/>
+          <w:szCs w:val="28"/>
+        </w:rPr>
+        <w:tab/>
+      </w:r>
+      <w:r>
+        <w:rPr>
+          <w:rFonts w:ascii="Times New Roman" w:hAnsi="Times New Roman" w:cs="Times New Roman"/>
+          <w:b/>
+          <w:bCs/>
+          <w:sz w:val="28"/>
+          <w:szCs w:val="28"/>
+        </w:rPr>
+        <w:t xml:space="preserve"> [5</w:t>
+      </w:r>
+      <w:r>
+        <w:rPr>
+          <w:rFonts w:ascii="Times New Roman" w:hAnsi="Times New Roman" w:cs="Times New Roman"/>
+          <w:b/>
+          <w:bCs/>
+          <w:sz w:val="28"/>
+          <w:szCs w:val="28"/>
+        </w:rPr>
+        <w:t>×</w:t>
+      </w:r>
+      <w:r>
+        <w:rPr>
+          <w:rFonts w:ascii="Times New Roman" w:hAnsi="Times New Roman" w:cs="Times New Roman"/>
+          <w:b/>
+          <w:bCs/>
+          <w:sz w:val="28"/>
+          <w:szCs w:val="28"/>
+        </w:rPr>
+        <w:t>1=5]</w:t>
+      </w:r>
+    </w:p>
+    <w:p>
+      <w:pPr>
+        <w:spacing w:after="0" w:line="240" w:lineRule="auto"/>
+        <w:ind w:left="288"/>
+        <w:rPr>
+          <w:rFonts w:ascii="Times New Roman" w:hAnsi="Times New Roman" w:cs="Times New Roman"/>
+          <w:sz w:val="28"/>
+          <w:szCs w:val="28"/>
+        </w:rPr>
+      </w:pPr>
+      <w:r>
+        <w:rPr>
+          <w:rFonts w:ascii="Times New Roman" w:hAnsi="Times New Roman" w:cs="Times New Roman"/>
+          <w:sz w:val="28"/>
+          <w:szCs w:val="28"/>
+        </w:rPr>
+        <w:t xml:space="preserve">(a) What is </w:t>
+      </w:r>
+      <w:r>
+        <w:rPr>
+          <w:rFonts w:ascii="Times New Roman" w:hAnsi="Times New Roman" w:cs="Times New Roman"/>
+          <w:sz w:val="28"/>
+          <w:szCs w:val="28"/>
+        </w:rPr>
+        <w:t>environmental sanitation</w:t>
+      </w:r>
+      <w:r>
+        <w:rPr>
+          <w:rFonts w:ascii="Times New Roman" w:hAnsi="Times New Roman" w:cs="Times New Roman"/>
+          <w:sz w:val="28"/>
+          <w:szCs w:val="28"/>
         </w:rPr>
         <w:t>?</w:t>
       </w:r>
-      <w:proofErr w:type="gramEnd"/>
-    </w:p>
-    <w:p>
-      <w:pPr>
-        <w:rPr>
-          <w:rFonts w:ascii="Times New Roman" w:hAnsi="Times New Roman" w:cs="Times New Roman"/>
-        </w:rPr>
-      </w:pPr>
-      <w:r>
-        <w:rPr>
-          <w:rFonts w:ascii="Times New Roman" w:hAnsi="Times New Roman" w:cs="Times New Roman"/>
-        </w:rPr>
-        <w:t xml:space="preserve">(b) What is </w:t>
-      </w:r>
-      <w:proofErr w:type="gramStart"/>
-      <w:r>
-        <w:rPr>
-          <w:rFonts w:ascii="Times New Roman" w:hAnsi="Times New Roman" w:cs="Times New Roman"/>
-        </w:rPr>
-        <w:t>rabies</w:t>
-      </w:r>
-      <w:r>
-        <w:rPr>
-          <w:rFonts w:ascii="Times New Roman" w:hAnsi="Times New Roman" w:cs="Times New Roman"/>
+    </w:p>
+    <w:p>
+      <w:pPr>
+        <w:spacing w:after="0" w:line="240" w:lineRule="auto"/>
+        <w:ind w:left="288"/>
+        <w:rPr>
+          <w:rFonts w:ascii="Times New Roman" w:hAnsi="Times New Roman" w:cs="Times New Roman"/>
+          <w:sz w:val="28"/>
+          <w:szCs w:val="28"/>
+        </w:rPr>
+      </w:pPr>
+      <w:r>
+        <w:rPr>
+          <w:rFonts w:ascii="Times New Roman" w:hAnsi="Times New Roman" w:cs="Times New Roman"/>
+          <w:sz w:val="28"/>
+          <w:szCs w:val="28"/>
+        </w:rPr>
+        <w:t xml:space="preserve">(b) What </w:t>
+      </w:r>
+      <w:r>
+        <w:rPr>
+          <w:rFonts w:ascii="Times New Roman" w:hAnsi="Times New Roman" w:cs="Times New Roman"/>
+          <w:sz w:val="28"/>
+          <w:szCs w:val="28"/>
+        </w:rPr>
+        <w:t>does food allergy mean</w:t>
+      </w:r>
+      <w:r>
+        <w:rPr>
+          <w:rFonts w:ascii="Times New Roman" w:hAnsi="Times New Roman" w:cs="Times New Roman"/>
+          <w:sz w:val="28"/>
+          <w:szCs w:val="28"/>
+        </w:rPr>
+        <w:t>?</w:t>
+      </w:r>
+    </w:p>
+    <w:p>
+      <w:pPr>
+        <w:spacing w:after="0" w:line="240" w:lineRule="auto"/>
+        <w:ind w:left="288"/>
+        <w:rPr>
+          <w:rFonts w:ascii="Times New Roman" w:hAnsi="Times New Roman" w:cs="Times New Roman"/>
+          <w:sz w:val="28"/>
+          <w:szCs w:val="28"/>
+        </w:rPr>
+      </w:pPr>
+      <w:r>
+        <w:rPr>
+          <w:rFonts w:ascii="Times New Roman" w:hAnsi="Times New Roman" w:cs="Times New Roman"/>
+          <w:sz w:val="28"/>
+          <w:szCs w:val="28"/>
+        </w:rPr>
+        <w:t>(</w:t>
+      </w:r>
+      <w:r>
+        <w:rPr>
+          <w:rFonts w:ascii="Times New Roman" w:hAnsi="Times New Roman" w:cs="Times New Roman"/>
+          <w:sz w:val="28"/>
+          <w:szCs w:val="28"/>
+        </w:rPr>
+        <w:t>c</w:t>
+      </w:r>
+      <w:r>
+        <w:rPr>
+          <w:rFonts w:ascii="Times New Roman" w:hAnsi="Times New Roman" w:cs="Times New Roman"/>
+          <w:sz w:val="28"/>
+          <w:szCs w:val="28"/>
+        </w:rPr>
+        <w:t>) Name any two local games that are Played in your locality.</w:t>
+      </w:r>
+    </w:p>
+    <w:p>
+      <w:pPr>
+        <w:spacing w:after="0" w:line="240" w:lineRule="auto"/>
+        <w:ind w:left="288"/>
+        <w:rPr>
+          <w:rFonts w:ascii="Times New Roman" w:hAnsi="Times New Roman" w:cs="Times New Roman"/>
+          <w:sz w:val="28"/>
+          <w:szCs w:val="28"/>
+        </w:rPr>
+      </w:pPr>
+      <w:r>
+        <w:rPr>
+          <w:rFonts w:ascii="Times New Roman" w:hAnsi="Times New Roman" w:cs="Times New Roman"/>
+          <w:sz w:val="28"/>
+          <w:szCs w:val="28"/>
+        </w:rPr>
+        <w:t>(d) Why do people dance?</w:t>
+      </w:r>
+    </w:p>
+    <w:p>
+      <w:pPr>
+        <w:spacing w:after="0" w:line="240" w:lineRule="auto"/>
+        <w:ind w:left="288"/>
+        <w:rPr>
+          <w:rFonts w:ascii="Times New Roman" w:hAnsi="Times New Roman" w:cs="Times New Roman"/>
+          <w:sz w:val="28"/>
+          <w:szCs w:val="28"/>
+        </w:rPr>
+      </w:pPr>
+      <w:r>
+        <w:rPr>
+          <w:rFonts w:ascii="Times New Roman" w:hAnsi="Times New Roman" w:cs="Times New Roman"/>
+          <w:sz w:val="28"/>
+          <w:szCs w:val="28"/>
+        </w:rPr>
+        <w:t>(e) Mention one cause of asthma.</w:t>
+      </w:r>
+    </w:p>
+    <w:p>
+      <w:pPr>
+        <w:spacing w:after="0" w:line="240" w:lineRule="auto"/>
+        <w:ind w:left="288"/>
+        <w:rPr>
+          <w:rFonts w:ascii="Times New Roman" w:hAnsi="Times New Roman" w:cs="Times New Roman"/>
+          <w:b/>
+          <w:bCs/>
+          <w:sz w:val="28"/>
+          <w:szCs w:val="28"/>
+        </w:rPr>
+      </w:pPr>
+    </w:p>
+    <w:p>
+      <w:pPr>
+        <w:spacing w:after="0" w:line="240" w:lineRule="auto"/>
+        <w:rPr>
+          <w:rFonts w:ascii="Times New Roman" w:hAnsi="Times New Roman" w:cs="Times New Roman"/>
+          <w:b/>
+          <w:bCs/>
+          <w:sz w:val="28"/>
+          <w:szCs w:val="28"/>
+        </w:rPr>
+      </w:pPr>
+      <w:r>
+        <w:rPr>
+          <w:rFonts w:ascii="Times New Roman" w:hAnsi="Times New Roman" w:cs="Times New Roman"/>
+          <w:b/>
+          <w:bCs/>
+          <w:sz w:val="28"/>
+          <w:szCs w:val="28"/>
+        </w:rPr>
+        <w:t>2.</w:t>
+      </w:r>
+      <w:r>
+        <w:rPr>
+          <w:rFonts w:ascii="Times New Roman" w:hAnsi="Times New Roman" w:cs="Times New Roman"/>
+          <w:b/>
+          <w:bCs/>
+          <w:sz w:val="28"/>
+          <w:szCs w:val="28"/>
         </w:rPr>
         <w:t xml:space="preserve"> </w:t>
       </w:r>
       <w:r>
         <w:rPr>
           <w:rFonts w:ascii="Times New Roman" w:hAnsi="Times New Roman" w:cs="Times New Roman"/>
-        </w:rPr>
-        <w:t>?</w:t>
-      </w:r>
-      <w:proofErr w:type="gramEnd"/>
-    </w:p>
-    <w:p>
-      <w:pPr>
-        <w:rPr>
-          <w:rFonts w:ascii="Times New Roman" w:hAnsi="Times New Roman" w:cs="Times New Roman"/>
-        </w:rPr>
-      </w:pPr>
-      <w:r>
-        <w:rPr>
-          <w:rFonts w:ascii="Times New Roman" w:hAnsi="Times New Roman" w:cs="Times New Roman"/>
-        </w:rPr>
-        <w:t>(C) Name any two local games that are Played in your locality</w:t>
-      </w:r>
-      <w:r>
-        <w:rPr>
-          <w:rFonts w:ascii="Times New Roman" w:hAnsi="Times New Roman" w:cs="Times New Roman"/>
+          <w:b/>
+          <w:bCs/>
+          <w:sz w:val="28"/>
+          <w:szCs w:val="28"/>
+        </w:rPr>
+        <w:t>Short questions.</w:t>
+      </w:r>
+      <w:r>
+        <w:rPr>
+          <w:rFonts w:ascii="Times New Roman" w:hAnsi="Times New Roman" w:cs="Times New Roman"/>
+          <w:b/>
+          <w:bCs/>
+          <w:sz w:val="28"/>
+          <w:szCs w:val="28"/>
+        </w:rPr>
+        <w:tab/>
+      </w:r>
+      <w:r>
+        <w:rPr>
+          <w:rFonts w:ascii="Times New Roman" w:hAnsi="Times New Roman" w:cs="Times New Roman"/>
+          <w:b/>
+          <w:bCs/>
+          <w:sz w:val="28"/>
+          <w:szCs w:val="28"/>
+        </w:rPr>
+        <w:tab/>
+      </w:r>
+      <w:r>
+        <w:rPr>
+          <w:rFonts w:ascii="Times New Roman" w:hAnsi="Times New Roman" w:cs="Times New Roman"/>
+          <w:b/>
+          <w:bCs/>
+          <w:sz w:val="28"/>
+          <w:szCs w:val="28"/>
+        </w:rPr>
+        <w:tab/>
+      </w:r>
+      <w:r>
+        <w:rPr>
+          <w:rFonts w:ascii="Times New Roman" w:hAnsi="Times New Roman" w:cs="Times New Roman"/>
+          <w:b/>
+          <w:bCs/>
+          <w:sz w:val="28"/>
+          <w:szCs w:val="28"/>
+        </w:rPr>
+        <w:tab/>
+      </w:r>
+      <w:r>
+        <w:rPr>
+          <w:rFonts w:ascii="Times New Roman" w:hAnsi="Times New Roman" w:cs="Times New Roman"/>
+          <w:b/>
+          <w:bCs/>
+          <w:sz w:val="28"/>
+          <w:szCs w:val="28"/>
+        </w:rPr>
+        <w:tab/>
+      </w:r>
+      <w:r>
+        <w:rPr>
+          <w:rFonts w:ascii="Times New Roman" w:hAnsi="Times New Roman" w:cs="Times New Roman"/>
+          <w:b/>
+          <w:bCs/>
+          <w:sz w:val="28"/>
+          <w:szCs w:val="28"/>
+        </w:rPr>
+        <w:t xml:space="preserve"> [6×2=12]</w:t>
+      </w:r>
+    </w:p>
+    <w:p>
+      <w:pPr>
+        <w:spacing w:after="0" w:line="240" w:lineRule="auto"/>
+        <w:ind w:left="720" w:hanging="432"/>
+        <w:rPr>
+          <w:rFonts w:ascii="Times New Roman" w:hAnsi="Times New Roman" w:cs="Times New Roman"/>
+          <w:sz w:val="28"/>
+          <w:szCs w:val="28"/>
+        </w:rPr>
+      </w:pPr>
+      <w:r>
+        <w:rPr>
+          <w:rFonts w:ascii="Times New Roman" w:hAnsi="Times New Roman" w:cs="Times New Roman"/>
+          <w:sz w:val="28"/>
+          <w:szCs w:val="28"/>
+        </w:rPr>
+        <w:t>(a) Mention any four preventive measures of direct contact diseases transmission.</w:t>
+      </w:r>
+    </w:p>
+    <w:p>
+      <w:pPr>
+        <w:spacing w:after="0" w:line="240" w:lineRule="auto"/>
+        <w:ind w:left="720" w:hanging="432"/>
+        <w:rPr>
+          <w:rFonts w:ascii="Times New Roman" w:hAnsi="Times New Roman" w:cs="Times New Roman"/>
+          <w:sz w:val="28"/>
+          <w:szCs w:val="28"/>
+        </w:rPr>
+      </w:pPr>
+      <w:r>
+        <w:rPr>
+          <w:rFonts w:ascii="Times New Roman" w:hAnsi="Times New Roman" w:cs="Times New Roman"/>
+          <w:sz w:val="28"/>
+          <w:szCs w:val="28"/>
+        </w:rPr>
+        <w:t>(b) Write any two</w:t>
+      </w:r>
+      <w:r>
+        <w:rPr>
+          <w:rFonts w:ascii="Times New Roman" w:hAnsi="Times New Roman" w:cs="Times New Roman"/>
+          <w:sz w:val="28"/>
+          <w:szCs w:val="28"/>
+        </w:rPr>
+        <w:t xml:space="preserve"> preventive measures of alcoholism</w:t>
+      </w:r>
+      <w:r>
+        <w:rPr>
+          <w:rFonts w:ascii="Times New Roman" w:hAnsi="Times New Roman" w:cs="Times New Roman"/>
+          <w:sz w:val="28"/>
+          <w:szCs w:val="28"/>
         </w:rPr>
         <w:t>.</w:t>
       </w:r>
     </w:p>
     <w:p>
       <w:pPr>
-        <w:rPr>
-          <w:rFonts w:ascii="Times New Roman" w:hAnsi="Times New Roman" w:cs="Times New Roman"/>
-        </w:rPr>
-      </w:pPr>
-      <w:r>
-        <w:rPr>
-          <w:rFonts w:ascii="Times New Roman" w:hAnsi="Times New Roman" w:cs="Times New Roman"/>
-        </w:rPr>
-        <w:t xml:space="preserve">(d) Why do people </w:t>
-      </w:r>
-      <w:proofErr w:type="gramStart"/>
-      <w:r>
-        <w:rPr>
-          <w:rFonts w:ascii="Times New Roman" w:hAnsi="Times New Roman" w:cs="Times New Roman"/>
-        </w:rPr>
-        <w:t>dance</w:t>
-      </w:r>
-      <w:r>
-        <w:rPr>
-          <w:rFonts w:ascii="Times New Roman" w:hAnsi="Times New Roman" w:cs="Times New Roman"/>
+        <w:spacing w:after="0" w:line="240" w:lineRule="auto"/>
+        <w:ind w:left="630" w:hanging="342"/>
+        <w:rPr>
+          <w:rFonts w:ascii="Times New Roman" w:hAnsi="Times New Roman" w:cs="Times New Roman"/>
+          <w:sz w:val="28"/>
+          <w:szCs w:val="28"/>
+        </w:rPr>
+      </w:pPr>
+      <w:r>
+        <w:rPr>
+          <w:rFonts w:ascii="Times New Roman" w:hAnsi="Times New Roman" w:cs="Times New Roman"/>
+          <w:sz w:val="28"/>
+          <w:szCs w:val="28"/>
+        </w:rPr>
+        <w:t>(c) Mention any three points of importance of minor and local games.</w:t>
+      </w:r>
+    </w:p>
+    <w:p>
+      <w:pPr>
+        <w:spacing w:after="0" w:line="240" w:lineRule="auto"/>
+        <w:ind w:left="288"/>
+        <w:rPr>
+          <w:rFonts w:ascii="Times New Roman" w:hAnsi="Times New Roman" w:cs="Times New Roman"/>
+          <w:sz w:val="28"/>
+          <w:szCs w:val="28"/>
+        </w:rPr>
+      </w:pPr>
+      <w:r>
+        <w:rPr>
+          <w:rFonts w:ascii="Times New Roman" w:hAnsi="Times New Roman" w:cs="Times New Roman"/>
+          <w:sz w:val="28"/>
+          <w:szCs w:val="28"/>
+        </w:rPr>
+        <w:t>(d) Football, basketball and dodgeball are ball games, why?</w:t>
+      </w:r>
+    </w:p>
+    <w:p>
+      <w:pPr>
+        <w:spacing w:after="0" w:line="240" w:lineRule="auto"/>
+        <w:ind w:left="288"/>
+        <w:rPr>
+          <w:rFonts w:ascii="Times New Roman" w:hAnsi="Times New Roman" w:cs="Times New Roman"/>
+          <w:sz w:val="28"/>
+          <w:szCs w:val="28"/>
+        </w:rPr>
+      </w:pPr>
+      <w:r>
+        <w:rPr>
+          <w:rFonts w:ascii="Times New Roman" w:hAnsi="Times New Roman" w:cs="Times New Roman"/>
+          <w:sz w:val="28"/>
+          <w:szCs w:val="28"/>
+        </w:rPr>
+        <w:t>(e) Mention any two benefits of dancing.</w:t>
+      </w:r>
+    </w:p>
+    <w:p>
+      <w:pPr>
+        <w:spacing w:after="0" w:line="240" w:lineRule="auto"/>
+        <w:ind w:left="288"/>
+        <w:rPr>
+          <w:rFonts w:ascii="Times New Roman" w:hAnsi="Times New Roman" w:cs="Times New Roman"/>
+          <w:sz w:val="28"/>
+          <w:szCs w:val="28"/>
+        </w:rPr>
+      </w:pPr>
+      <w:r>
+        <w:rPr>
+          <w:rFonts w:ascii="Times New Roman" w:hAnsi="Times New Roman" w:cs="Times New Roman"/>
+          <w:sz w:val="28"/>
+          <w:szCs w:val="28"/>
+        </w:rPr>
+        <w:t xml:space="preserve">(f) What is dance? </w:t>
+      </w:r>
+      <w:r>
+        <w:rPr>
+          <w:rFonts w:ascii="Times New Roman" w:hAnsi="Times New Roman" w:cs="Times New Roman"/>
+          <w:sz w:val="28"/>
+          <w:szCs w:val="28"/>
+        </w:rPr>
+        <w:t>Which organs are moved while dancing?</w:t>
+      </w:r>
+    </w:p>
+    <w:p>
+      <w:pPr>
+        <w:spacing w:after="0" w:line="240" w:lineRule="auto"/>
+        <w:rPr>
+          <w:rFonts w:ascii="Times New Roman" w:hAnsi="Times New Roman" w:cs="Times New Roman"/>
+          <w:sz w:val="28"/>
+          <w:szCs w:val="28"/>
+        </w:rPr>
+      </w:pPr>
+    </w:p>
+    <w:p>
+      <w:pPr>
+        <w:spacing w:after="0" w:line="240" w:lineRule="auto"/>
+        <w:rPr>
+          <w:rFonts w:ascii="Times New Roman" w:hAnsi="Times New Roman" w:cs="Times New Roman"/>
+          <w:b/>
+          <w:bCs/>
+          <w:sz w:val="28"/>
+          <w:szCs w:val="28"/>
+        </w:rPr>
+      </w:pPr>
+      <w:r>
+        <w:rPr>
+          <w:rFonts w:ascii="Times New Roman" w:hAnsi="Times New Roman" w:cs="Times New Roman"/>
+          <w:b/>
+          <w:bCs/>
+          <w:sz w:val="28"/>
+          <w:szCs w:val="28"/>
+        </w:rPr>
+        <w:t>3.</w:t>
+      </w:r>
+      <w:r>
+        <w:rPr>
+          <w:rFonts w:ascii="Times New Roman" w:hAnsi="Times New Roman" w:cs="Times New Roman"/>
+          <w:b/>
+          <w:bCs/>
+          <w:sz w:val="28"/>
+          <w:szCs w:val="28"/>
         </w:rPr>
         <w:t xml:space="preserve"> </w:t>
       </w:r>
       <w:r>
         <w:rPr>
           <w:rFonts w:ascii="Times New Roman" w:hAnsi="Times New Roman" w:cs="Times New Roman"/>
-        </w:rPr>
-        <w:t>?</w:t>
-      </w:r>
-      <w:proofErr w:type="gramEnd"/>
-    </w:p>
-    <w:p>
-      <w:pPr>
-        <w:rPr>
-          <w:rFonts w:ascii="Times New Roman" w:hAnsi="Times New Roman" w:cs="Times New Roman"/>
-        </w:rPr>
-      </w:pPr>
-      <w:r>
-        <w:rPr>
-          <w:rFonts w:ascii="Times New Roman" w:hAnsi="Times New Roman" w:cs="Times New Roman"/>
-        </w:rPr>
-        <w:t>(e) Mention one cause of asthma.</w:t>
-      </w:r>
-    </w:p>
-    <w:p>
-      <w:pPr>
-        <w:rPr>
-          <w:rFonts w:ascii="Times New Roman" w:hAnsi="Times New Roman" w:cs="Times New Roman"/>
-        </w:rPr>
-      </w:pPr>
-    </w:p>
-    <w:p>
-      <w:pPr>
-        <w:rPr>
-          <w:rFonts w:ascii="Times New Roman" w:hAnsi="Times New Roman" w:cs="Times New Roman"/>
-        </w:rPr>
-      </w:pPr>
-      <w:proofErr w:type="spellStart"/>
-      <w:r>
-        <w:rPr>
-          <w:rFonts w:ascii="Times New Roman" w:hAnsi="Times New Roman" w:cs="Times New Roman"/>
-        </w:rPr>
-        <w:t>2.</w:t>
-      </w:r>
-      <w:r>
-        <w:rPr>
-          <w:rFonts w:ascii="Times New Roman" w:hAnsi="Times New Roman" w:cs="Times New Roman"/>
-        </w:rPr>
-        <w:t>S</w:t>
-      </w:r>
-      <w:r>
-        <w:rPr>
-          <w:rFonts w:ascii="Times New Roman" w:hAnsi="Times New Roman" w:cs="Times New Roman"/>
-        </w:rPr>
-        <w:t>hort</w:t>
-      </w:r>
-      <w:proofErr w:type="spellEnd"/>
-      <w:r>
-        <w:rPr>
-          <w:rFonts w:ascii="Times New Roman" w:hAnsi="Times New Roman" w:cs="Times New Roman"/>
-        </w:rPr>
-        <w:t xml:space="preserve"> questions. [</w:t>
-      </w:r>
-      <w:proofErr w:type="spellStart"/>
-      <w:r>
-        <w:rPr>
-          <w:rFonts w:ascii="Times New Roman" w:hAnsi="Times New Roman" w:cs="Times New Roman"/>
-        </w:rPr>
-        <w:t>6x2</w:t>
-      </w:r>
-      <w:proofErr w:type="spellEnd"/>
-      <w:r>
-        <w:rPr>
-          <w:rFonts w:ascii="Times New Roman" w:hAnsi="Times New Roman" w:cs="Times New Roman"/>
-        </w:rPr>
-        <w:t>=12]</w:t>
-      </w:r>
-    </w:p>
-    <w:p>
-      <w:pPr>
-        <w:rPr>
-          <w:rFonts w:ascii="Times New Roman" w:hAnsi="Times New Roman" w:cs="Times New Roman"/>
-        </w:rPr>
-      </w:pPr>
-    </w:p>
-    <w:p>
-      <w:pPr>
-        <w:rPr>
-          <w:rFonts w:ascii="Times New Roman" w:hAnsi="Times New Roman" w:cs="Times New Roman"/>
-        </w:rPr>
-      </w:pPr>
-      <w:r>
-        <w:rPr>
-          <w:rFonts w:ascii="Times New Roman" w:hAnsi="Times New Roman" w:cs="Times New Roman"/>
-        </w:rPr>
-        <w:t>(a) Mention any four preventive measures of direct contact diseases transmission.</w:t>
-      </w:r>
-    </w:p>
-    <w:p>
-      <w:pPr>
-        <w:rPr>
-          <w:rFonts w:ascii="Times New Roman" w:hAnsi="Times New Roman" w:cs="Times New Roman"/>
-        </w:rPr>
-      </w:pPr>
-      <w:r>
-        <w:rPr>
-          <w:rFonts w:ascii="Times New Roman" w:hAnsi="Times New Roman" w:cs="Times New Roman"/>
-        </w:rPr>
-        <w:t>(b) Write any two adverse impacts of alcoholism on personal health and family each.</w:t>
-      </w:r>
-    </w:p>
-    <w:p>
-      <w:pPr>
-        <w:rPr>
-          <w:rFonts w:ascii="Times New Roman" w:hAnsi="Times New Roman" w:cs="Times New Roman"/>
-        </w:rPr>
-      </w:pPr>
-      <w:r>
-        <w:rPr>
-          <w:rFonts w:ascii="Times New Roman" w:hAnsi="Times New Roman" w:cs="Times New Roman"/>
-        </w:rPr>
-        <w:t>(c) Mention any three points of importance of minor and local games.</w:t>
-      </w:r>
-    </w:p>
-    <w:p>
-      <w:pPr>
-        <w:rPr>
-          <w:rFonts w:ascii="Times New Roman" w:hAnsi="Times New Roman" w:cs="Times New Roman"/>
-        </w:rPr>
-      </w:pPr>
-      <w:r>
-        <w:rPr>
-          <w:rFonts w:ascii="Times New Roman" w:hAnsi="Times New Roman" w:cs="Times New Roman"/>
-        </w:rPr>
-        <w:t xml:space="preserve">(d) Football, basketball and dodgeball are ball games, </w:t>
-      </w:r>
-      <w:proofErr w:type="gramStart"/>
-      <w:r>
-        <w:rPr>
-          <w:rFonts w:ascii="Times New Roman" w:hAnsi="Times New Roman" w:cs="Times New Roman"/>
-        </w:rPr>
-        <w:t>why</w:t>
-      </w:r>
-      <w:r>
-        <w:rPr>
-          <w:rFonts w:ascii="Times New Roman" w:hAnsi="Times New Roman" w:cs="Times New Roman"/>
-        </w:rPr>
-        <w:t xml:space="preserve"> </w:t>
-      </w:r>
-      <w:r>
-        <w:rPr>
-          <w:rFonts w:ascii="Times New Roman" w:hAnsi="Times New Roman" w:cs="Times New Roman"/>
-        </w:rPr>
-        <w:t>?</w:t>
-      </w:r>
-      <w:proofErr w:type="gramEnd"/>
-    </w:p>
-    <w:p>
-      <w:pPr>
-        <w:rPr>
-          <w:rFonts w:ascii="Times New Roman" w:hAnsi="Times New Roman" w:cs="Times New Roman"/>
-        </w:rPr>
-      </w:pPr>
-      <w:r>
-        <w:rPr>
-          <w:rFonts w:ascii="Times New Roman" w:hAnsi="Times New Roman" w:cs="Times New Roman"/>
-        </w:rPr>
-        <w:t>(e) Mention any two benefits of dancing.</w:t>
-      </w:r>
-    </w:p>
-    <w:p>
-      <w:pPr>
-        <w:rPr>
-          <w:rFonts w:ascii="Times New Roman" w:hAnsi="Times New Roman" w:cs="Times New Roman"/>
-        </w:rPr>
-      </w:pPr>
-      <w:r>
-        <w:rPr>
-          <w:rFonts w:ascii="Times New Roman" w:hAnsi="Times New Roman" w:cs="Times New Roman"/>
-        </w:rPr>
-        <w:t>(f) What is dance? Why do people dance.</w:t>
-      </w:r>
-    </w:p>
-    <w:p>
-      <w:pPr>
-        <w:rPr>
-          <w:rFonts w:ascii="Times New Roman" w:hAnsi="Times New Roman" w:cs="Times New Roman"/>
-        </w:rPr>
-      </w:pPr>
-    </w:p>
-    <w:p>
-      <w:pPr>
-        <w:rPr>
-          <w:rFonts w:ascii="Times New Roman" w:hAnsi="Times New Roman" w:cs="Times New Roman"/>
-        </w:rPr>
-      </w:pPr>
-      <w:proofErr w:type="spellStart"/>
-      <w:r>
-        <w:rPr>
-          <w:rFonts w:ascii="Times New Roman" w:hAnsi="Times New Roman" w:cs="Times New Roman"/>
-        </w:rPr>
-        <w:t>3.</w:t>
-      </w:r>
-      <w:r>
-        <w:rPr>
-          <w:rFonts w:ascii="Times New Roman" w:hAnsi="Times New Roman" w:cs="Times New Roman"/>
-        </w:rPr>
-        <w:t>Long</w:t>
-      </w:r>
-      <w:proofErr w:type="spellEnd"/>
-      <w:r>
-        <w:rPr>
-          <w:rFonts w:ascii="Times New Roman" w:hAnsi="Times New Roman" w:cs="Times New Roman"/>
-        </w:rPr>
-        <w:t xml:space="preserve"> questions [</w:t>
-      </w:r>
-      <w:proofErr w:type="spellStart"/>
-      <w:r>
-        <w:rPr>
-          <w:rFonts w:ascii="Times New Roman" w:hAnsi="Times New Roman" w:cs="Times New Roman"/>
-        </w:rPr>
-        <w:t>2x4</w:t>
-      </w:r>
-      <w:proofErr w:type="spellEnd"/>
-      <w:r>
-        <w:rPr>
-          <w:rFonts w:ascii="Times New Roman" w:hAnsi="Times New Roman" w:cs="Times New Roman"/>
-        </w:rPr>
-        <w:t>=8]</w:t>
-      </w:r>
-    </w:p>
-    <w:p>
-      <w:pPr>
-        <w:rPr>
-          <w:rFonts w:ascii="Times New Roman" w:hAnsi="Times New Roman" w:cs="Times New Roman"/>
-        </w:rPr>
-      </w:pPr>
-    </w:p>
-    <w:p>
-      <w:pPr>
-        <w:rPr>
-          <w:rFonts w:ascii="Times New Roman" w:hAnsi="Times New Roman" w:cs="Times New Roman"/>
-        </w:rPr>
-      </w:pPr>
-      <w:r>
-        <w:rPr>
-          <w:rFonts w:ascii="Times New Roman" w:hAnsi="Times New Roman" w:cs="Times New Roman"/>
+          <w:b/>
+          <w:bCs/>
+          <w:sz w:val="28"/>
+          <w:szCs w:val="28"/>
+        </w:rPr>
+        <w:t>Long questions</w:t>
+      </w:r>
+      <w:r>
+        <w:rPr>
+          <w:rFonts w:ascii="Times New Roman" w:hAnsi="Times New Roman" w:cs="Times New Roman"/>
+          <w:b/>
+          <w:bCs/>
+          <w:sz w:val="28"/>
+          <w:szCs w:val="28"/>
+        </w:rPr>
+        <w:t>.</w:t>
+      </w:r>
+      <w:r>
+        <w:rPr>
+          <w:rFonts w:ascii="Times New Roman" w:hAnsi="Times New Roman" w:cs="Times New Roman"/>
+          <w:b/>
+          <w:bCs/>
+          <w:sz w:val="28"/>
+          <w:szCs w:val="28"/>
+        </w:rPr>
+        <w:tab/>
+      </w:r>
+      <w:r>
+        <w:rPr>
+          <w:rFonts w:ascii="Times New Roman" w:hAnsi="Times New Roman" w:cs="Times New Roman"/>
+          <w:b/>
+          <w:bCs/>
+          <w:sz w:val="28"/>
+          <w:szCs w:val="28"/>
+        </w:rPr>
+        <w:tab/>
+      </w:r>
+      <w:r>
+        <w:rPr>
+          <w:rFonts w:ascii="Times New Roman" w:hAnsi="Times New Roman" w:cs="Times New Roman"/>
+          <w:b/>
+          <w:bCs/>
+          <w:sz w:val="28"/>
+          <w:szCs w:val="28"/>
+        </w:rPr>
+        <w:tab/>
+      </w:r>
+      <w:r>
+        <w:rPr>
+          <w:rFonts w:ascii="Times New Roman" w:hAnsi="Times New Roman" w:cs="Times New Roman"/>
+          <w:b/>
+          <w:bCs/>
+          <w:sz w:val="28"/>
+          <w:szCs w:val="28"/>
+        </w:rPr>
+        <w:tab/>
+      </w:r>
+      <w:r>
+        <w:rPr>
+          <w:rFonts w:ascii="Times New Roman" w:hAnsi="Times New Roman" w:cs="Times New Roman"/>
+          <w:b/>
+          <w:bCs/>
+          <w:sz w:val="28"/>
+          <w:szCs w:val="28"/>
+        </w:rPr>
+        <w:tab/>
+        <w:t xml:space="preserve">      </w:t>
+      </w:r>
+      <w:r>
+        <w:rPr>
+          <w:rFonts w:ascii="Times New Roman" w:hAnsi="Times New Roman" w:cs="Times New Roman"/>
+          <w:b/>
+          <w:bCs/>
+          <w:sz w:val="28"/>
+          <w:szCs w:val="28"/>
+        </w:rPr>
+        <w:t>[2×4=8]</w:t>
+      </w:r>
+    </w:p>
+    <w:p>
+      <w:pPr>
+        <w:spacing w:after="0" w:line="240" w:lineRule="auto"/>
+        <w:ind w:left="630" w:hanging="342"/>
+        <w:rPr>
+          <w:rFonts w:ascii="Times New Roman" w:hAnsi="Times New Roman" w:cs="Times New Roman"/>
+          <w:sz w:val="28"/>
+          <w:szCs w:val="28"/>
+        </w:rPr>
+      </w:pPr>
+      <w:r>
+        <w:rPr>
+          <w:rFonts w:ascii="Times New Roman" w:hAnsi="Times New Roman" w:cs="Times New Roman"/>
+          <w:sz w:val="28"/>
+          <w:szCs w:val="28"/>
         </w:rPr>
         <w:t>(a) Mention any Five adverse impacts of malnourished foods on human health.</w:t>
       </w:r>
     </w:p>
     <w:p>
       <w:pPr>
-        <w:rPr>
-          <w:rFonts w:ascii="Times New Roman" w:hAnsi="Times New Roman" w:cs="Times New Roman"/>
-        </w:rPr>
-      </w:pPr>
-      <w:r>
-        <w:rPr>
-          <w:rFonts w:ascii="Times New Roman" w:hAnsi="Times New Roman" w:cs="Times New Roman"/>
+        <w:spacing w:after="0" w:line="240" w:lineRule="auto"/>
+        <w:ind w:left="630" w:hanging="342"/>
+        <w:rPr>
+          <w:rFonts w:ascii="Times New Roman" w:hAnsi="Times New Roman" w:cs="Times New Roman"/>
+          <w:sz w:val="28"/>
+          <w:szCs w:val="28"/>
+        </w:rPr>
+      </w:pPr>
+      <w:r>
+        <w:rPr>
+          <w:rFonts w:ascii="Times New Roman" w:hAnsi="Times New Roman" w:cs="Times New Roman"/>
+          <w:sz w:val="28"/>
+          <w:szCs w:val="28"/>
         </w:rPr>
         <w:t>(b) "Minor and local games are easy to play and source of entertainment for children". Explain this statement with examples.</w:t>
       </w:r>
     </w:p>
     <w:p>
       <w:pPr>
-        <w:rPr>
-          <w:rFonts w:ascii="Times New Roman" w:hAnsi="Times New Roman" w:cs="Times New Roman"/>
-        </w:rPr>
-      </w:pPr>
-    </w:p>
-    <w:p>
-      <w:pPr>
-        <w:rPr>
-          <w:rFonts w:ascii="Times New Roman" w:hAnsi="Times New Roman" w:cs="Times New Roman"/>
-        </w:rPr>
-      </w:pPr>
-    </w:p>
-    <w:p>
-      <w:pPr>
-        <w:rPr>
-          <w:rFonts w:ascii="Times New Roman" w:hAnsi="Times New Roman" w:cs="Times New Roman"/>
-        </w:rPr>
-      </w:pPr>
-    </w:p>
-    <w:p>
-      <w:pPr>
-        <w:rPr>
-          <w:rFonts w:ascii="Times New Roman" w:hAnsi="Times New Roman" w:cs="Times New Roman"/>
-        </w:rPr>
-      </w:pPr>
-      <w:bookmarkStart w:id="0" w:name="_GoBack"/>
-      <w:bookmarkEnd w:id="0"/>
-      <w:r>
-        <w:rPr>
-          <w:rFonts w:ascii="Times New Roman" w:hAnsi="Times New Roman" w:cs="Times New Roman"/>
-        </w:rPr>
-        <w:t>------------------------------------------------------------THE END</w:t>
-      </w:r>
-      <w:r>
-        <w:rPr>
-          <w:rFonts w:ascii="Times New Roman" w:hAnsi="Times New Roman" w:cs="Times New Roman"/>
-        </w:rPr>
-        <w:t>----------------------------------------------------------</w:t>
-      </w:r>
+        <w:spacing w:after="0" w:line="240" w:lineRule="auto"/>
+        <w:ind w:left="288"/>
+        <w:rPr>
+          <w:rFonts w:ascii="Times New Roman" w:hAnsi="Times New Roman" w:cs="Times New Roman"/>
+          <w:sz w:val="28"/>
+          <w:szCs w:val="28"/>
+        </w:rPr>
+      </w:pPr>
+    </w:p>
+    <w:p>
+      <w:pPr>
+        <w:spacing w:after="0" w:line="240" w:lineRule="auto"/>
+        <w:jc w:val="center"/>
+        <w:rPr>
+          <w:rFonts w:ascii="Times New Roman" w:hAnsi="Times New Roman" w:cs="Times New Roman"/>
+          <w:b/>
+          <w:bCs/>
+          <w:sz w:val="28"/>
+          <w:szCs w:val="28"/>
+        </w:rPr>
+      </w:pPr>
+      <w:r>
+        <w:rPr>
+          <w:rFonts w:ascii="Times New Roman" w:hAnsi="Times New Roman" w:cs="Times New Roman"/>
+          <w:b/>
+          <w:bCs/>
+          <w:sz w:val="28"/>
+          <w:szCs w:val="28"/>
+        </w:rPr>
+        <w:t>THE END</w:t>
+      </w:r>
+    </w:p>
+    <w:p>
+      <w:pPr>
+        <w:spacing w:after="0" w:line="240" w:lineRule="auto"/>
+        <w:jc w:val="center"/>
+        <w:rPr>
+          <w:rFonts w:ascii="Times New Roman" w:hAnsi="Times New Roman" w:cs="Times New Roman"/>
+          <w:sz w:val="28"/>
+          <w:szCs w:val="28"/>
+        </w:rPr>
+      </w:pPr>
     </w:p>
     <w:sectPr>
-      <w:headerReference w:type="default" r:id="rId6"/>
-      <w:pgSz w:w="12240" w:h="15840"/>
-      <w:pgMar w:top="1440" w:right="1208" w:bottom="1440" w:left="1397" w:header="720" w:footer="720" w:gutter="0"/>
-      <w:cols w:space="720"/>
+      <w:pgSz w:w="16838" w:h="11906" w:orient="landscape" w:code="9"/>
+      <w:pgMar w:top="720" w:right="720" w:bottom="720" w:left="720" w:header="720" w:footer="720" w:gutter="0"/>
+      <w:cols w:num="2" w:space="720"/>
       <w:docGrid w:linePitch="299"/>
     </w:sectPr>
   </w:body>
@@ -475,7 +2373,7 @@
 </file>
 
 <file path=word/endnotes.xml><?xml version="1.0" encoding="utf-8"?>
-<w:endnotes xmlns:wpc="http://schemas.microsoft.com/office/word/2010/wordprocessingCanvas" xmlns:cx="http://schemas.microsoft.com/office/drawing/2014/chartex" xmlns:mc="http://schemas.openxmlformats.org/markup-compatibility/2006" xmlns:o="urn:schemas-microsoft-com:office:office" xmlns:r="http://schemas.openxmlformats.org/officeDocument/2006/relationships" xmlns:m="http://schemas.openxmlformats.org/officeDocument/2006/math" xmlns:v="urn:schemas-microsoft-com:vml" xmlns:wp14="http://schemas.microsoft.com/office/word/2010/wordprocessingDrawing" xmlns:wp="http://schemas.openxmlformats.org/drawingml/2006/wordprocessingDrawing" xmlns:w10="urn:schemas-microsoft-com:office:word" xmlns:w="http://schemas.openxmlformats.org/wordprocessingml/2006/main" xmlns:w14="http://schemas.microsoft.com/office/word/2010/wordml" xmlns:w15="http://schemas.microsoft.com/office/word/2012/wordml" xmlns:w16se="http://schemas.microsoft.com/office/word/2015/wordml/symex" xmlns:wpg="http://schemas.microsoft.com/office/word/2010/wordprocessingGroup" xmlns:wpi="http://schemas.microsoft.com/office/word/2010/wordprocessingInk" xmlns:wne="http://schemas.microsoft.com/office/word/2006/wordml" xmlns:wps="http://schemas.microsoft.com/office/word/2010/wordprocessingShape" mc:Ignorable="w14 w15 w16se wp14">
+<w:endnotes xmlns:wpc="http://schemas.microsoft.com/office/word/2010/wordprocessingCanvas" xmlns:cx="http://schemas.microsoft.com/office/drawing/2014/chartex" xmlns:cx1="http://schemas.microsoft.com/office/drawing/2015/9/8/chartex" xmlns:cx2="http://schemas.microsoft.com/office/drawing/2015/10/21/chartex" xmlns:cx3="http://schemas.microsoft.com/office/drawing/2016/5/9/chartex" xmlns:cx4="http://schemas.microsoft.com/office/drawing/2016/5/10/chartex" xmlns:cx5="http://schemas.microsoft.com/office/drawing/2016/5/11/chartex" xmlns:cx6="http://schemas.microsoft.com/office/drawing/2016/5/12/chartex" xmlns:cx7="http://schemas.microsoft.com/office/drawing/2016/5/13/chartex" xmlns:cx8="http://schemas.microsoft.com/office/drawing/2016/5/14/chartex" xmlns:mc="http://schemas.openxmlformats.org/markup-compatibility/2006" xmlns:aink="http://schemas.microsoft.com/office/drawing/2016/ink" xmlns:am3d="http://schemas.microsoft.com/office/drawing/2017/model3d" xmlns:o="urn:schemas-microsoft-com:office:office" xmlns:oel="http://schemas.microsoft.com/office/2019/extlst" xmlns:r="http://schemas.openxmlformats.org/officeDocument/2006/relationships" xmlns:m="http://schemas.openxmlformats.org/officeDocument/2006/math" xmlns:v="urn:schemas-microsoft-com:vml" xmlns:wp14="http://schemas.microsoft.com/office/word/2010/wordprocessingDrawing" xmlns:wp="http://schemas.openxmlformats.org/drawingml/2006/wordprocessingDrawing" xmlns:w10="urn:schemas-microsoft-com:office:word" xmlns:w="http://schemas.openxmlformats.org/wordprocessingml/2006/main" xmlns:w14="http://schemas.microsoft.com/office/word/2010/wordml" xmlns:w15="http://schemas.microsoft.com/office/word/2012/wordml" xmlns:w16cex="http://schemas.microsoft.com/office/word/2018/wordml/cex" xmlns:w16cid="http://schemas.microsoft.com/office/word/2016/wordml/cid" xmlns:w16="http://schemas.microsoft.com/office/word/2018/wordml" xmlns:w16du="http://schemas.microsoft.com/office/word/2023/wordml/word16du" xmlns:w16sdtdh="http://schemas.microsoft.com/office/word/2020/wordml/sdtdatahash" xmlns:w16sdtfl="http://schemas.microsoft.com/office/word/2024/wordml/sdtformatlock" xmlns:w16se="http://schemas.microsoft.com/office/word/2015/wordml/symex" xmlns:wpg="http://schemas.microsoft.com/office/word/2010/wordprocessingGroup" xmlns:wpi="http://schemas.microsoft.com/office/word/2010/wordprocessingInk" xmlns:wne="http://schemas.microsoft.com/office/word/2006/wordml" xmlns:wps="http://schemas.microsoft.com/office/word/2010/wordprocessingShape" mc:Ignorable="w14 w15 w16se w16cid w16 w16cex w16sdtdh w16sdtfl w16du wp14">
   <w:endnote w:type="separator" w:id="-1">
     <w:p>
       <w:pPr>
@@ -500,7 +2398,7 @@
 </file>
 
 <file path=word/footnotes.xml><?xml version="1.0" encoding="utf-8"?>
-<w:footnotes xmlns:wpc="http://schemas.microsoft.com/office/word/2010/wordprocessingCanvas" xmlns:cx="http://schemas.microsoft.com/office/drawing/2014/chartex" xmlns:mc="http://schemas.openxmlformats.org/markup-compatibility/2006" xmlns:o="urn:schemas-microsoft-com:office:office" xmlns:r="http://schemas.openxmlformats.org/officeDocument/2006/relationships" xmlns:m="http://schemas.openxmlformats.org/officeDocument/2006/math" xmlns:v="urn:schemas-microsoft-com:vml" xmlns:wp14="http://schemas.microsoft.com/office/word/2010/wordprocessingDrawing" xmlns:wp="http://schemas.openxmlformats.org/drawingml/2006/wordprocessingDrawing" xmlns:w10="urn:schemas-microsoft-com:office:word" xmlns:w="http://schemas.openxmlformats.org/wordprocessingml/2006/main" xmlns:w14="http://schemas.microsoft.com/office/word/2010/wordml" xmlns:w15="http://schemas.microsoft.com/office/word/2012/wordml" xmlns:w16se="http://schemas.microsoft.com/office/word/2015/wordml/symex" xmlns:wpg="http://schemas.microsoft.com/office/word/2010/wordprocessingGroup" xmlns:wpi="http://schemas.microsoft.com/office/word/2010/wordprocessingInk" xmlns:wne="http://schemas.microsoft.com/office/word/2006/wordml" xmlns:wps="http://schemas.microsoft.com/office/word/2010/wordprocessingShape" mc:Ignorable="w14 w15 w16se wp14">
+<w:footnotes xmlns:wpc="http://schemas.microsoft.com/office/word/2010/wordprocessingCanvas" xmlns:cx="http://schemas.microsoft.com/office/drawing/2014/chartex" xmlns:cx1="http://schemas.microsoft.com/office/drawing/2015/9/8/chartex" xmlns:cx2="http://schemas.microsoft.com/office/drawing/2015/10/21/chartex" xmlns:cx3="http://schemas.microsoft.com/office/drawing/2016/5/9/chartex" xmlns:cx4="http://schemas.microsoft.com/office/drawing/2016/5/10/chartex" xmlns:cx5="http://schemas.microsoft.com/office/drawing/2016/5/11/chartex" xmlns:cx6="http://schemas.microsoft.com/office/drawing/2016/5/12/chartex" xmlns:cx7="http://schemas.microsoft.com/office/drawing/2016/5/13/chartex" xmlns:cx8="http://schemas.microsoft.com/office/drawing/2016/5/14/chartex" xmlns:mc="http://schemas.openxmlformats.org/markup-compatibility/2006" xmlns:aink="http://schemas.microsoft.com/office/drawing/2016/ink" xmlns:am3d="http://schemas.microsoft.com/office/drawing/2017/model3d" xmlns:o="urn:schemas-microsoft-com:office:office" xmlns:oel="http://schemas.microsoft.com/office/2019/extlst" xmlns:r="http://schemas.openxmlformats.org/officeDocument/2006/relationships" xmlns:m="http://schemas.openxmlformats.org/officeDocument/2006/math" xmlns:v="urn:schemas-microsoft-com:vml" xmlns:wp14="http://schemas.microsoft.com/office/word/2010/wordprocessingDrawing" xmlns:wp="http://schemas.openxmlformats.org/drawingml/2006/wordprocessingDrawing" xmlns:w10="urn:schemas-microsoft-com:office:word" xmlns:w="http://schemas.openxmlformats.org/wordprocessingml/2006/main" xmlns:w14="http://schemas.microsoft.com/office/word/2010/wordml" xmlns:w15="http://schemas.microsoft.com/office/word/2012/wordml" xmlns:w16cex="http://schemas.microsoft.com/office/word/2018/wordml/cex" xmlns:w16cid="http://schemas.microsoft.com/office/word/2016/wordml/cid" xmlns:w16="http://schemas.microsoft.com/office/word/2018/wordml" xmlns:w16du="http://schemas.microsoft.com/office/word/2023/wordml/word16du" xmlns:w16sdtdh="http://schemas.microsoft.com/office/word/2020/wordml/sdtdatahash" xmlns:w16sdtfl="http://schemas.microsoft.com/office/word/2024/wordml/sdtformatlock" xmlns:w16se="http://schemas.microsoft.com/office/word/2015/wordml/symex" xmlns:wpg="http://schemas.microsoft.com/office/word/2010/wordprocessingGroup" xmlns:wpi="http://schemas.microsoft.com/office/word/2010/wordprocessingInk" xmlns:wne="http://schemas.microsoft.com/office/word/2006/wordml" xmlns:wps="http://schemas.microsoft.com/office/word/2010/wordprocessingShape" mc:Ignorable="w14 w15 w16se w16cid w16 w16cex w16sdtdh w16sdtfl w16du wp14">
   <w:footnote w:type="separator" w:id="-1">
     <w:p>
       <w:pPr>
@@ -524,49 +2422,8 @@
 </w:footnotes>
 </file>
 
-<file path=word/header1.xml><?xml version="1.0" encoding="utf-8"?>
-<w:hdr xmlns:wpc="http://schemas.microsoft.com/office/word/2010/wordprocessingCanvas" xmlns:cx="http://schemas.microsoft.com/office/drawing/2014/chartex" xmlns:mc="http://schemas.openxmlformats.org/markup-compatibility/2006" xmlns:o="urn:schemas-microsoft-com:office:office" xmlns:r="http://schemas.openxmlformats.org/officeDocument/2006/relationships" xmlns:m="http://schemas.openxmlformats.org/officeDocument/2006/math" xmlns:v="urn:schemas-microsoft-com:vml" xmlns:wp14="http://schemas.microsoft.com/office/word/2010/wordprocessingDrawing" xmlns:wp="http://schemas.openxmlformats.org/drawingml/2006/wordprocessingDrawing" xmlns:w10="urn:schemas-microsoft-com:office:word" xmlns:w="http://schemas.openxmlformats.org/wordprocessingml/2006/main" xmlns:w14="http://schemas.microsoft.com/office/word/2010/wordml" xmlns:w15="http://schemas.microsoft.com/office/word/2012/wordml" xmlns:w16se="http://schemas.microsoft.com/office/word/2015/wordml/symex" xmlns:wpg="http://schemas.microsoft.com/office/word/2010/wordprocessingGroup" xmlns:wpi="http://schemas.microsoft.com/office/word/2010/wordprocessingInk" xmlns:wne="http://schemas.microsoft.com/office/word/2006/wordml" xmlns:wps="http://schemas.microsoft.com/office/word/2010/wordprocessingShape" mc:Ignorable="w14 w15 w16se wp14">
-  <w:p>
-    <w:proofErr w:type="gramStart"/>
-    <w:r>
-      <w:t>Class:-</w:t>
-    </w:r>
-    <w:proofErr w:type="gramEnd"/>
-    <w:r>
-      <w:t>5</w:t>
-    </w:r>
-  </w:p>
-  <w:p>
-    <w:proofErr w:type="gramStart"/>
-    <w:r>
-      <w:t>Subject:-</w:t>
-    </w:r>
-    <w:proofErr w:type="gramEnd"/>
-    <w:r>
-      <w:t>Health</w:t>
-    </w:r>
-  </w:p>
-  <w:p>
-    <w:r>
-      <w:t>Third Terminal Examinations.</w:t>
-    </w:r>
-  </w:p>
-  <w:p/>
-  <w:p>
-    <w:pPr>
-      <w:pStyle w:val="Header"/>
-    </w:pPr>
-  </w:p>
-  <w:p>
-    <w:pPr>
-      <w:pStyle w:val="Header"/>
-    </w:pPr>
-  </w:p>
-</w:hdr>
-</file>
-
 <file path=word/styles.xml><?xml version="1.0" encoding="utf-8"?>
-<w:styles xmlns:mc="http://schemas.openxmlformats.org/markup-compatibility/2006" xmlns:r="http://schemas.openxmlformats.org/officeDocument/2006/relationships" xmlns:w="http://schemas.openxmlformats.org/wordprocessingml/2006/main" xmlns:w14="http://schemas.microsoft.com/office/word/2010/wordml" xmlns:w15="http://schemas.microsoft.com/office/word/2012/wordml" xmlns:w16se="http://schemas.microsoft.com/office/word/2015/wordml/symex" mc:Ignorable="w14 w15 w16se">
+<w:styles xmlns:mc="http://schemas.openxmlformats.org/markup-compatibility/2006" xmlns:r="http://schemas.openxmlformats.org/officeDocument/2006/relationships" xmlns:w="http://schemas.openxmlformats.org/wordprocessingml/2006/main" xmlns:w14="http://schemas.microsoft.com/office/word/2010/wordml" xmlns:w15="http://schemas.microsoft.com/office/word/2012/wordml" xmlns:w16cex="http://schemas.microsoft.com/office/word/2018/wordml/cex" xmlns:w16cid="http://schemas.microsoft.com/office/word/2016/wordml/cid" xmlns:w16="http://schemas.microsoft.com/office/word/2018/wordml" xmlns:w16du="http://schemas.microsoft.com/office/word/2023/wordml/word16du" xmlns:w16sdtdh="http://schemas.microsoft.com/office/word/2020/wordml/sdtdatahash" xmlns:w16sdtfl="http://schemas.microsoft.com/office/word/2024/wordml/sdtformatlock" xmlns:w16se="http://schemas.microsoft.com/office/word/2015/wordml/symex" mc:Ignorable="w14 w15 w16se w16cid w16 w16cex w16sdtdh w16sdtfl w16du">
   <w:docDefaults>
     <w:rPrDefault>
       <w:rPr>
@@ -581,7 +2438,7 @@
       </w:pPr>
     </w:pPrDefault>
   </w:docDefaults>
-  <w:latentStyles w:defLockedState="0" w:defUIPriority="99" w:defSemiHidden="0" w:defUnhideWhenUsed="0" w:defQFormat="0" w:count="371">
+  <w:latentStyles w:defLockedState="0" w:defUIPriority="99" w:defSemiHidden="0" w:defUnhideWhenUsed="0" w:defQFormat="0" w:count="376">
     <w:lsdException w:name="Normal" w:uiPriority="0" w:qFormat="1"/>
     <w:lsdException w:name="heading 1" w:uiPriority="9" w:qFormat="1"/>
     <w:lsdException w:name="heading 2" w:semiHidden="1" w:uiPriority="9" w:unhideWhenUsed="1" w:qFormat="1"/>
@@ -953,6 +2810,11 @@
     <w:lsdException w:name="List Table 5 Dark Accent 6" w:uiPriority="50"/>
     <w:lsdException w:name="List Table 6 Colorful Accent 6" w:uiPriority="51"/>
     <w:lsdException w:name="List Table 7 Colorful Accent 6" w:uiPriority="52"/>
+    <w:lsdException w:name="Mention" w:semiHidden="1" w:unhideWhenUsed="1"/>
+    <w:lsdException w:name="Smart Hyperlink" w:semiHidden="1" w:unhideWhenUsed="1"/>
+    <w:lsdException w:name="Hashtag" w:semiHidden="1" w:unhideWhenUsed="1"/>
+    <w:lsdException w:name="Unresolved Mention" w:semiHidden="1" w:unhideWhenUsed="1"/>
+    <w:lsdException w:name="Smart Link" w:semiHidden="1" w:unhideWhenUsed="1"/>
   </w:latentStyles>
   <w:style w:type="paragraph" w:default="1" w:styleId="Normal">
     <w:name w:val="Normal"/>
@@ -1291,4 +3153,16 @@
     </a:ext>
   </a:extLst>
 </a:theme>
+</file>
+
+<file path=customXml/item1.xml><?xml version="1.0" encoding="utf-8"?>
+<b:Sources xmlns:b="http://schemas.openxmlformats.org/officeDocument/2006/bibliography" xmlns="http://schemas.openxmlformats.org/officeDocument/2006/bibliography" SelectedStyle="\APASixthEditionOfficeOnline.xsl" StyleName="APA" Version="6"/>
+</file>
+
+<file path=customXml/itemProps1.xml><?xml version="1.0" encoding="utf-8"?>
+<ds:datastoreItem xmlns:ds="http://schemas.openxmlformats.org/officeDocument/2006/customXml" ds:itemID="{5E354A1B-3A89-41CE-AEBA-83AB5072209B}">
+  <ds:schemaRefs>
+    <ds:schemaRef ds:uri="http://schemas.openxmlformats.org/officeDocument/2006/bibliography"/>
+  </ds:schemaRefs>
+</ds:datastoreItem>
 </file>